--- a/GameDesignDocument.docx
+++ b/GameDesignDocument.docx
@@ -127,68 +127,2534 @@
           <w:sz w:val="16"/>
           <w:szCs w:val="16"/>
         </w:rPr>
-        <w:t>Version 1.0</w:t>
-      </w:r>
-    </w:p>
-    <w:p>
-      <w:pPr>
-        <w:jc w:val="center"/>
+        <w:t>Version 1.</w:t>
+      </w:r>
+      <w:r>
         <w:rPr>
           <w:rFonts w:ascii="Arial" w:hAnsi="Arial" w:cs="Arial"/>
           <w:sz w:val="16"/>
           <w:szCs w:val="16"/>
         </w:rPr>
-      </w:pPr>
-      <w:r>
+        <w:t>2</w:t>
+      </w:r>
+    </w:p>
+    <w:p>
+      <w:pPr>
+        <w:jc w:val="center"/>
         <w:rPr>
           <w:rFonts w:ascii="Arial" w:hAnsi="Arial" w:cs="Arial"/>
           <w:sz w:val="16"/>
           <w:szCs w:val="16"/>
         </w:rPr>
-        <w:t>04/05/25</w:t>
-      </w:r>
-    </w:p>
-    <w:p>
-      <w:pPr>
-        <w:jc w:val="center"/>
+      </w:pPr>
+      <w:r>
         <w:rPr>
           <w:rFonts w:ascii="Arial" w:hAnsi="Arial" w:cs="Arial"/>
           <w:sz w:val="16"/>
           <w:szCs w:val="16"/>
         </w:rPr>
-      </w:pPr>
-    </w:p>
-    <w:p>
-      <w:pPr>
-        <w:rPr>
-          <w:rFonts w:ascii="Arial" w:hAnsi="Arial" w:cs="Arial"/>
+        <w:t>04/05/25</w:t>
+      </w:r>
+    </w:p>
+    <w:p>
+      <w:pPr>
+        <w:rPr>
+          <w:rFonts w:ascii="Arial" w:hAnsi="Arial" w:cs="Arial"/>
+          <w:sz w:val="16"/>
+          <w:szCs w:val="16"/>
+        </w:rPr>
+      </w:pPr>
+      <w:r>
+        <w:rPr>
+          <w:rFonts w:ascii="Arial" w:hAnsi="Arial" w:cs="Arial"/>
+          <w:sz w:val="16"/>
+          <w:szCs w:val="16"/>
+        </w:rPr>
+        <w:t>Revision changes</w:t>
+      </w:r>
+      <w:r>
+        <w:rPr>
+          <w:rFonts w:ascii="Arial" w:hAnsi="Arial" w:cs="Arial"/>
+          <w:sz w:val="16"/>
+          <w:szCs w:val="16"/>
+        </w:rPr>
+        <w:t>:</w:t>
+      </w:r>
+    </w:p>
+    <w:p>
+      <w:pPr>
+        <w:pStyle w:val="ListParagraph"/>
+        <w:numPr>
+          <w:ilvl w:val="0"/>
+          <w:numId w:val="9"/>
+        </w:numPr>
+        <w:rPr>
+          <w:rFonts w:ascii="Arial" w:hAnsi="Arial" w:cs="Arial"/>
+          <w:sz w:val="16"/>
+          <w:szCs w:val="16"/>
+        </w:rPr>
+      </w:pPr>
+      <w:r>
+        <w:rPr>
+          <w:rFonts w:ascii="Arial" w:hAnsi="Arial" w:cs="Arial"/>
+          <w:sz w:val="16"/>
+          <w:szCs w:val="16"/>
+        </w:rPr>
+        <w:t xml:space="preserve">-&gt; </w:t>
+      </w:r>
+      <w:r>
+        <w:rPr>
+          <w:rFonts w:ascii="Arial" w:hAnsi="Arial" w:cs="Arial"/>
+          <w:sz w:val="16"/>
+          <w:szCs w:val="16"/>
+        </w:rPr>
+        <w:t>1.1:</w:t>
+      </w:r>
+      <w:r>
+        <w:rPr>
+          <w:rFonts w:ascii="Arial" w:hAnsi="Arial" w:cs="Arial"/>
+          <w:sz w:val="16"/>
+          <w:szCs w:val="16"/>
+        </w:rPr>
+        <w:t xml:space="preserve"> </w:t>
+      </w:r>
+      <w:r>
+        <w:rPr>
+          <w:rFonts w:ascii="Arial" w:hAnsi="Arial" w:cs="Arial"/>
+          <w:sz w:val="16"/>
+          <w:szCs w:val="16"/>
+        </w:rPr>
+        <w:t>Added references.</w:t>
+      </w:r>
+    </w:p>
+    <w:p>
+      <w:pPr>
+        <w:rPr>
+          <w:rFonts w:ascii="Arial" w:hAnsi="Arial" w:cs="Arial"/>
+          <w:sz w:val="16"/>
+          <w:szCs w:val="16"/>
+        </w:rPr>
+      </w:pPr>
+      <w:r>
+        <w:rPr>
+          <w:rFonts w:ascii="Arial" w:hAnsi="Arial" w:cs="Arial"/>
+          <w:sz w:val="16"/>
+          <w:szCs w:val="16"/>
+        </w:rPr>
+        <w:t>1.1   -&gt; 1.2: Added table of contents.</w:t>
+      </w:r>
+    </w:p>
+    <w:p>
+      <w:pPr>
+        <w:rPr>
+          <w:rFonts w:ascii="Arial" w:hAnsi="Arial" w:cs="Arial"/>
+          <w:sz w:val="16"/>
+          <w:szCs w:val="16"/>
+        </w:rPr>
+      </w:pPr>
+    </w:p>
+    <w:sdt>
+      <w:sdtPr>
+        <w:id w:val="-249807507"/>
+        <w:docPartObj>
+          <w:docPartGallery w:val="Table of Contents"/>
+          <w:docPartUnique/>
+        </w:docPartObj>
+      </w:sdtPr>
+      <w:sdtEndPr>
+        <w:rPr>
+          <w:rFonts w:asciiTheme="minorHAnsi" w:eastAsiaTheme="minorHAnsi" w:hAnsiTheme="minorHAnsi" w:cstheme="minorBidi"/>
           <w:b/>
           <w:bCs/>
-          <w:sz w:val="28"/>
-          <w:szCs w:val="28"/>
-          <w:u w:val="single"/>
-        </w:rPr>
-      </w:pPr>
-      <w:r>
+          <w:noProof/>
+          <w:color w:val="auto"/>
+          <w:kern w:val="2"/>
+          <w:sz w:val="24"/>
+          <w:szCs w:val="24"/>
+          <w:lang w:val="en-GB"/>
+          <w14:ligatures w14:val="standardContextual"/>
+        </w:rPr>
+      </w:sdtEndPr>
+      <w:sdtContent>
+        <w:p>
+          <w:pPr>
+            <w:pStyle w:val="TOCHeading"/>
+            <w:rPr>
+              <w:rStyle w:val="Heading1Char"/>
+              <w:color w:val="000000" w:themeColor="text1"/>
+            </w:rPr>
+          </w:pPr>
+          <w:r>
+            <w:rPr>
+              <w:rStyle w:val="Heading1Char"/>
+              <w:color w:val="000000" w:themeColor="text1"/>
+            </w:rPr>
+            <w:t>Table of Contents</w:t>
+          </w:r>
+        </w:p>
+        <w:p>
+          <w:pPr>
+            <w:pStyle w:val="TOC1"/>
+            <w:tabs>
+              <w:tab w:val="right" w:leader="dot" w:pos="9016"/>
+            </w:tabs>
+            <w:rPr>
+              <w:noProof/>
+            </w:rPr>
+          </w:pPr>
+          <w:r>
+            <w:fldChar w:fldCharType="begin"/>
+          </w:r>
+          <w:r>
+            <w:instrText xml:space="preserve"> TOC \o "1-3" \h \z \u </w:instrText>
+          </w:r>
+          <w:r>
+            <w:fldChar w:fldCharType="separate"/>
+          </w:r>
+          <w:hyperlink w:anchor="_Toc197605695" w:history="1">
+            <w:r>
+              <w:rPr>
+                <w:rStyle w:val="Hyperlink"/>
+                <w:noProof/>
+              </w:rPr>
+              <w:t>1.   Overview</w:t>
+            </w:r>
+            <w:r>
+              <w:rPr>
+                <w:noProof/>
+                <w:webHidden/>
+              </w:rPr>
+              <w:tab/>
+            </w:r>
+            <w:r>
+              <w:rPr>
+                <w:noProof/>
+                <w:webHidden/>
+              </w:rPr>
+              <w:fldChar w:fldCharType="begin"/>
+            </w:r>
+            <w:r>
+              <w:rPr>
+                <w:noProof/>
+                <w:webHidden/>
+              </w:rPr>
+              <w:instrText xml:space="preserve"> PAGEREF _Toc197605695 \h </w:instrText>
+            </w:r>
+            <w:r>
+              <w:rPr>
+                <w:noProof/>
+                <w:webHidden/>
+              </w:rPr>
+            </w:r>
+            <w:r>
+              <w:rPr>
+                <w:noProof/>
+                <w:webHidden/>
+              </w:rPr>
+              <w:fldChar w:fldCharType="separate"/>
+            </w:r>
+            <w:r>
+              <w:rPr>
+                <w:noProof/>
+                <w:webHidden/>
+              </w:rPr>
+              <w:t>1</w:t>
+            </w:r>
+            <w:r>
+              <w:rPr>
+                <w:noProof/>
+                <w:webHidden/>
+              </w:rPr>
+              <w:fldChar w:fldCharType="end"/>
+            </w:r>
+          </w:hyperlink>
+        </w:p>
+        <w:p>
+          <w:pPr>
+            <w:pStyle w:val="TOC2"/>
+            <w:tabs>
+              <w:tab w:val="right" w:leader="dot" w:pos="9016"/>
+            </w:tabs>
+            <w:rPr>
+              <w:noProof/>
+            </w:rPr>
+          </w:pPr>
+          <w:hyperlink w:anchor="_Toc197605696" w:history="1">
+            <w:r>
+              <w:rPr>
+                <w:rStyle w:val="Hyperlink"/>
+                <w:noProof/>
+              </w:rPr>
+              <w:t>1.1 Introduction</w:t>
+            </w:r>
+            <w:r>
+              <w:rPr>
+                <w:noProof/>
+                <w:webHidden/>
+              </w:rPr>
+              <w:tab/>
+            </w:r>
+            <w:r>
+              <w:rPr>
+                <w:noProof/>
+                <w:webHidden/>
+              </w:rPr>
+              <w:fldChar w:fldCharType="begin"/>
+            </w:r>
+            <w:r>
+              <w:rPr>
+                <w:noProof/>
+                <w:webHidden/>
+              </w:rPr>
+              <w:instrText xml:space="preserve"> PAGEREF _Toc197605696 \h </w:instrText>
+            </w:r>
+            <w:r>
+              <w:rPr>
+                <w:noProof/>
+                <w:webHidden/>
+              </w:rPr>
+            </w:r>
+            <w:r>
+              <w:rPr>
+                <w:noProof/>
+                <w:webHidden/>
+              </w:rPr>
+              <w:fldChar w:fldCharType="separate"/>
+            </w:r>
+            <w:r>
+              <w:rPr>
+                <w:noProof/>
+                <w:webHidden/>
+              </w:rPr>
+              <w:t>1</w:t>
+            </w:r>
+            <w:r>
+              <w:rPr>
+                <w:noProof/>
+                <w:webHidden/>
+              </w:rPr>
+              <w:fldChar w:fldCharType="end"/>
+            </w:r>
+          </w:hyperlink>
+        </w:p>
+        <w:p>
+          <w:pPr>
+            <w:pStyle w:val="TOC2"/>
+            <w:tabs>
+              <w:tab w:val="right" w:leader="dot" w:pos="9016"/>
+            </w:tabs>
+            <w:rPr>
+              <w:noProof/>
+            </w:rPr>
+          </w:pPr>
+          <w:hyperlink w:anchor="_Toc197605697" w:history="1">
+            <w:r>
+              <w:rPr>
+                <w:rStyle w:val="Hyperlink"/>
+                <w:noProof/>
+              </w:rPr>
+              <w:t>1.2 Scope</w:t>
+            </w:r>
+            <w:r>
+              <w:rPr>
+                <w:noProof/>
+                <w:webHidden/>
+              </w:rPr>
+              <w:tab/>
+            </w:r>
+            <w:r>
+              <w:rPr>
+                <w:noProof/>
+                <w:webHidden/>
+              </w:rPr>
+              <w:fldChar w:fldCharType="begin"/>
+            </w:r>
+            <w:r>
+              <w:rPr>
+                <w:noProof/>
+                <w:webHidden/>
+              </w:rPr>
+              <w:instrText xml:space="preserve"> PAGEREF _Toc197605697 \h </w:instrText>
+            </w:r>
+            <w:r>
+              <w:rPr>
+                <w:noProof/>
+                <w:webHidden/>
+              </w:rPr>
+            </w:r>
+            <w:r>
+              <w:rPr>
+                <w:noProof/>
+                <w:webHidden/>
+              </w:rPr>
+              <w:fldChar w:fldCharType="separate"/>
+            </w:r>
+            <w:r>
+              <w:rPr>
+                <w:noProof/>
+                <w:webHidden/>
+              </w:rPr>
+              <w:t>1</w:t>
+            </w:r>
+            <w:r>
+              <w:rPr>
+                <w:noProof/>
+                <w:webHidden/>
+              </w:rPr>
+              <w:fldChar w:fldCharType="end"/>
+            </w:r>
+          </w:hyperlink>
+        </w:p>
+        <w:p>
+          <w:pPr>
+            <w:pStyle w:val="TOC1"/>
+            <w:tabs>
+              <w:tab w:val="right" w:leader="dot" w:pos="9016"/>
+            </w:tabs>
+            <w:rPr>
+              <w:noProof/>
+            </w:rPr>
+          </w:pPr>
+          <w:hyperlink w:anchor="_Toc197605698" w:history="1">
+            <w:r>
+              <w:rPr>
+                <w:rStyle w:val="Hyperlink"/>
+                <w:noProof/>
+              </w:rPr>
+              <w:t>2. Target system</w:t>
+            </w:r>
+            <w:r>
+              <w:rPr>
+                <w:noProof/>
+                <w:webHidden/>
+              </w:rPr>
+              <w:tab/>
+            </w:r>
+            <w:r>
+              <w:rPr>
+                <w:noProof/>
+                <w:webHidden/>
+              </w:rPr>
+              <w:fldChar w:fldCharType="begin"/>
+            </w:r>
+            <w:r>
+              <w:rPr>
+                <w:noProof/>
+                <w:webHidden/>
+              </w:rPr>
+              <w:instrText xml:space="preserve"> PAGEREF _Toc197605698 \h </w:instrText>
+            </w:r>
+            <w:r>
+              <w:rPr>
+                <w:noProof/>
+                <w:webHidden/>
+              </w:rPr>
+            </w:r>
+            <w:r>
+              <w:rPr>
+                <w:noProof/>
+                <w:webHidden/>
+              </w:rPr>
+              <w:fldChar w:fldCharType="separate"/>
+            </w:r>
+            <w:r>
+              <w:rPr>
+                <w:noProof/>
+                <w:webHidden/>
+              </w:rPr>
+              <w:t>1</w:t>
+            </w:r>
+            <w:r>
+              <w:rPr>
+                <w:noProof/>
+                <w:webHidden/>
+              </w:rPr>
+              <w:fldChar w:fldCharType="end"/>
+            </w:r>
+          </w:hyperlink>
+        </w:p>
+        <w:p>
+          <w:pPr>
+            <w:pStyle w:val="TOC2"/>
+            <w:tabs>
+              <w:tab w:val="right" w:leader="dot" w:pos="9016"/>
+            </w:tabs>
+            <w:rPr>
+              <w:noProof/>
+            </w:rPr>
+          </w:pPr>
+          <w:hyperlink w:anchor="_Toc197605699" w:history="1">
+            <w:r>
+              <w:rPr>
+                <w:rStyle w:val="Hyperlink"/>
+                <w:noProof/>
+              </w:rPr>
+              <w:t>2.1 Game engine</w:t>
+            </w:r>
+            <w:r>
+              <w:rPr>
+                <w:noProof/>
+                <w:webHidden/>
+              </w:rPr>
+              <w:tab/>
+            </w:r>
+            <w:r>
+              <w:rPr>
+                <w:noProof/>
+                <w:webHidden/>
+              </w:rPr>
+              <w:fldChar w:fldCharType="begin"/>
+            </w:r>
+            <w:r>
+              <w:rPr>
+                <w:noProof/>
+                <w:webHidden/>
+              </w:rPr>
+              <w:instrText xml:space="preserve"> PAGEREF _Toc197605699 \h </w:instrText>
+            </w:r>
+            <w:r>
+              <w:rPr>
+                <w:noProof/>
+                <w:webHidden/>
+              </w:rPr>
+            </w:r>
+            <w:r>
+              <w:rPr>
+                <w:noProof/>
+                <w:webHidden/>
+              </w:rPr>
+              <w:fldChar w:fldCharType="separate"/>
+            </w:r>
+            <w:r>
+              <w:rPr>
+                <w:noProof/>
+                <w:webHidden/>
+              </w:rPr>
+              <w:t>1</w:t>
+            </w:r>
+            <w:r>
+              <w:rPr>
+                <w:noProof/>
+                <w:webHidden/>
+              </w:rPr>
+              <w:fldChar w:fldCharType="end"/>
+            </w:r>
+          </w:hyperlink>
+        </w:p>
+        <w:p>
+          <w:pPr>
+            <w:pStyle w:val="TOC1"/>
+            <w:tabs>
+              <w:tab w:val="right" w:leader="dot" w:pos="9016"/>
+            </w:tabs>
+            <w:rPr>
+              <w:noProof/>
+            </w:rPr>
+          </w:pPr>
+          <w:hyperlink w:anchor="_Toc197605700" w:history="1">
+            <w:r>
+              <w:rPr>
+                <w:rStyle w:val="Hyperlink"/>
+                <w:noProof/>
+              </w:rPr>
+              <w:t>3. Specification</w:t>
+            </w:r>
+            <w:r>
+              <w:rPr>
+                <w:noProof/>
+                <w:webHidden/>
+              </w:rPr>
+              <w:tab/>
+            </w:r>
+            <w:r>
+              <w:rPr>
+                <w:noProof/>
+                <w:webHidden/>
+              </w:rPr>
+              <w:fldChar w:fldCharType="begin"/>
+            </w:r>
+            <w:r>
+              <w:rPr>
+                <w:noProof/>
+                <w:webHidden/>
+              </w:rPr>
+              <w:instrText xml:space="preserve"> PAGEREF _Toc197605700 \h </w:instrText>
+            </w:r>
+            <w:r>
+              <w:rPr>
+                <w:noProof/>
+                <w:webHidden/>
+              </w:rPr>
+            </w:r>
+            <w:r>
+              <w:rPr>
+                <w:noProof/>
+                <w:webHidden/>
+              </w:rPr>
+              <w:fldChar w:fldCharType="separate"/>
+            </w:r>
+            <w:r>
+              <w:rPr>
+                <w:noProof/>
+                <w:webHidden/>
+              </w:rPr>
+              <w:t>1</w:t>
+            </w:r>
+            <w:r>
+              <w:rPr>
+                <w:noProof/>
+                <w:webHidden/>
+              </w:rPr>
+              <w:fldChar w:fldCharType="end"/>
+            </w:r>
+          </w:hyperlink>
+        </w:p>
+        <w:p>
+          <w:pPr>
+            <w:pStyle w:val="TOC2"/>
+            <w:tabs>
+              <w:tab w:val="right" w:leader="dot" w:pos="9016"/>
+            </w:tabs>
+            <w:rPr>
+              <w:noProof/>
+            </w:rPr>
+          </w:pPr>
+          <w:hyperlink w:anchor="_Toc197605701" w:history="1">
+            <w:r>
+              <w:rPr>
+                <w:rStyle w:val="Hyperlink"/>
+                <w:noProof/>
+              </w:rPr>
+              <w:t>3.1 Basic concept</w:t>
+            </w:r>
+            <w:r>
+              <w:rPr>
+                <w:noProof/>
+                <w:webHidden/>
+              </w:rPr>
+              <w:tab/>
+            </w:r>
+            <w:r>
+              <w:rPr>
+                <w:noProof/>
+                <w:webHidden/>
+              </w:rPr>
+              <w:fldChar w:fldCharType="begin"/>
+            </w:r>
+            <w:r>
+              <w:rPr>
+                <w:noProof/>
+                <w:webHidden/>
+              </w:rPr>
+              <w:instrText xml:space="preserve"> PAGEREF _Toc197605701 \h </w:instrText>
+            </w:r>
+            <w:r>
+              <w:rPr>
+                <w:noProof/>
+                <w:webHidden/>
+              </w:rPr>
+            </w:r>
+            <w:r>
+              <w:rPr>
+                <w:noProof/>
+                <w:webHidden/>
+              </w:rPr>
+              <w:fldChar w:fldCharType="separate"/>
+            </w:r>
+            <w:r>
+              <w:rPr>
+                <w:noProof/>
+                <w:webHidden/>
+              </w:rPr>
+              <w:t>1</w:t>
+            </w:r>
+            <w:r>
+              <w:rPr>
+                <w:noProof/>
+                <w:webHidden/>
+              </w:rPr>
+              <w:fldChar w:fldCharType="end"/>
+            </w:r>
+          </w:hyperlink>
+        </w:p>
+        <w:p>
+          <w:pPr>
+            <w:pStyle w:val="TOC2"/>
+            <w:tabs>
+              <w:tab w:val="right" w:leader="dot" w:pos="9016"/>
+            </w:tabs>
+            <w:rPr>
+              <w:noProof/>
+            </w:rPr>
+          </w:pPr>
+          <w:hyperlink w:anchor="_Toc197605702" w:history="1">
+            <w:r>
+              <w:rPr>
+                <w:rStyle w:val="Hyperlink"/>
+                <w:noProof/>
+              </w:rPr>
+              <w:t>3.2 Game world / structure</w:t>
+            </w:r>
+            <w:r>
+              <w:rPr>
+                <w:noProof/>
+                <w:webHidden/>
+              </w:rPr>
+              <w:tab/>
+            </w:r>
+            <w:r>
+              <w:rPr>
+                <w:noProof/>
+                <w:webHidden/>
+              </w:rPr>
+              <w:fldChar w:fldCharType="begin"/>
+            </w:r>
+            <w:r>
+              <w:rPr>
+                <w:noProof/>
+                <w:webHidden/>
+              </w:rPr>
+              <w:instrText xml:space="preserve"> PAGEREF _Toc197605702 \h </w:instrText>
+            </w:r>
+            <w:r>
+              <w:rPr>
+                <w:noProof/>
+                <w:webHidden/>
+              </w:rPr>
+            </w:r>
+            <w:r>
+              <w:rPr>
+                <w:noProof/>
+                <w:webHidden/>
+              </w:rPr>
+              <w:fldChar w:fldCharType="separate"/>
+            </w:r>
+            <w:r>
+              <w:rPr>
+                <w:noProof/>
+                <w:webHidden/>
+              </w:rPr>
+              <w:t>1</w:t>
+            </w:r>
+            <w:r>
+              <w:rPr>
+                <w:noProof/>
+                <w:webHidden/>
+              </w:rPr>
+              <w:fldChar w:fldCharType="end"/>
+            </w:r>
+          </w:hyperlink>
+        </w:p>
+        <w:p>
+          <w:pPr>
+            <w:pStyle w:val="TOC2"/>
+            <w:tabs>
+              <w:tab w:val="right" w:leader="dot" w:pos="9016"/>
+            </w:tabs>
+            <w:rPr>
+              <w:noProof/>
+            </w:rPr>
+          </w:pPr>
+          <w:hyperlink w:anchor="_Toc197605703" w:history="1">
+            <w:r>
+              <w:rPr>
+                <w:rStyle w:val="Hyperlink"/>
+                <w:noProof/>
+              </w:rPr>
+              <w:t>3.3 Players</w:t>
+            </w:r>
+            <w:r>
+              <w:rPr>
+                <w:noProof/>
+                <w:webHidden/>
+              </w:rPr>
+              <w:tab/>
+            </w:r>
+            <w:r>
+              <w:rPr>
+                <w:noProof/>
+                <w:webHidden/>
+              </w:rPr>
+              <w:fldChar w:fldCharType="begin"/>
+            </w:r>
+            <w:r>
+              <w:rPr>
+                <w:noProof/>
+                <w:webHidden/>
+              </w:rPr>
+              <w:instrText xml:space="preserve"> PAGEREF _Toc197605703 \h </w:instrText>
+            </w:r>
+            <w:r>
+              <w:rPr>
+                <w:noProof/>
+                <w:webHidden/>
+              </w:rPr>
+            </w:r>
+            <w:r>
+              <w:rPr>
+                <w:noProof/>
+                <w:webHidden/>
+              </w:rPr>
+              <w:fldChar w:fldCharType="separate"/>
+            </w:r>
+            <w:r>
+              <w:rPr>
+                <w:noProof/>
+                <w:webHidden/>
+              </w:rPr>
+              <w:t>2</w:t>
+            </w:r>
+            <w:r>
+              <w:rPr>
+                <w:noProof/>
+                <w:webHidden/>
+              </w:rPr>
+              <w:fldChar w:fldCharType="end"/>
+            </w:r>
+          </w:hyperlink>
+        </w:p>
+        <w:p>
+          <w:pPr>
+            <w:pStyle w:val="TOC2"/>
+            <w:tabs>
+              <w:tab w:val="right" w:leader="dot" w:pos="9016"/>
+            </w:tabs>
+            <w:rPr>
+              <w:noProof/>
+            </w:rPr>
+          </w:pPr>
+          <w:hyperlink w:anchor="_Toc197605704" w:history="1">
+            <w:r>
+              <w:rPr>
+                <w:rStyle w:val="Hyperlink"/>
+                <w:noProof/>
+              </w:rPr>
+              <w:t>3.4 Player actions</w:t>
+            </w:r>
+            <w:r>
+              <w:rPr>
+                <w:noProof/>
+                <w:webHidden/>
+              </w:rPr>
+              <w:tab/>
+            </w:r>
+            <w:r>
+              <w:rPr>
+                <w:noProof/>
+                <w:webHidden/>
+              </w:rPr>
+              <w:fldChar w:fldCharType="begin"/>
+            </w:r>
+            <w:r>
+              <w:rPr>
+                <w:noProof/>
+                <w:webHidden/>
+              </w:rPr>
+              <w:instrText xml:space="preserve"> PAGEREF _Toc197605704 \h </w:instrText>
+            </w:r>
+            <w:r>
+              <w:rPr>
+                <w:noProof/>
+                <w:webHidden/>
+              </w:rPr>
+            </w:r>
+            <w:r>
+              <w:rPr>
+                <w:noProof/>
+                <w:webHidden/>
+              </w:rPr>
+              <w:fldChar w:fldCharType="separate"/>
+            </w:r>
+            <w:r>
+              <w:rPr>
+                <w:noProof/>
+                <w:webHidden/>
+              </w:rPr>
+              <w:t>2</w:t>
+            </w:r>
+            <w:r>
+              <w:rPr>
+                <w:noProof/>
+                <w:webHidden/>
+              </w:rPr>
+              <w:fldChar w:fldCharType="end"/>
+            </w:r>
+          </w:hyperlink>
+        </w:p>
+        <w:p>
+          <w:pPr>
+            <w:pStyle w:val="TOC2"/>
+            <w:tabs>
+              <w:tab w:val="right" w:leader="dot" w:pos="9016"/>
+            </w:tabs>
+            <w:rPr>
+              <w:noProof/>
+            </w:rPr>
+          </w:pPr>
+          <w:hyperlink w:anchor="_Toc197605705" w:history="1">
+            <w:r>
+              <w:rPr>
+                <w:rStyle w:val="Hyperlink"/>
+                <w:noProof/>
+              </w:rPr>
+              <w:t>3.5 Objectives</w:t>
+            </w:r>
+            <w:r>
+              <w:rPr>
+                <w:noProof/>
+                <w:webHidden/>
+              </w:rPr>
+              <w:tab/>
+            </w:r>
+            <w:r>
+              <w:rPr>
+                <w:noProof/>
+                <w:webHidden/>
+              </w:rPr>
+              <w:fldChar w:fldCharType="begin"/>
+            </w:r>
+            <w:r>
+              <w:rPr>
+                <w:noProof/>
+                <w:webHidden/>
+              </w:rPr>
+              <w:instrText xml:space="preserve"> PAGEREF _Toc197605705 \h </w:instrText>
+            </w:r>
+            <w:r>
+              <w:rPr>
+                <w:noProof/>
+                <w:webHidden/>
+              </w:rPr>
+            </w:r>
+            <w:r>
+              <w:rPr>
+                <w:noProof/>
+                <w:webHidden/>
+              </w:rPr>
+              <w:fldChar w:fldCharType="separate"/>
+            </w:r>
+            <w:r>
+              <w:rPr>
+                <w:noProof/>
+                <w:webHidden/>
+              </w:rPr>
+              <w:t>2</w:t>
+            </w:r>
+            <w:r>
+              <w:rPr>
+                <w:noProof/>
+                <w:webHidden/>
+              </w:rPr>
+              <w:fldChar w:fldCharType="end"/>
+            </w:r>
+          </w:hyperlink>
+        </w:p>
+        <w:p>
+          <w:pPr>
+            <w:pStyle w:val="TOC2"/>
+            <w:tabs>
+              <w:tab w:val="right" w:leader="dot" w:pos="9016"/>
+            </w:tabs>
+            <w:rPr>
+              <w:noProof/>
+            </w:rPr>
+          </w:pPr>
+          <w:hyperlink w:anchor="_Toc197605706" w:history="1">
+            <w:r>
+              <w:rPr>
+                <w:rStyle w:val="Hyperlink"/>
+                <w:noProof/>
+              </w:rPr>
+              <w:t>3.6 Graphics</w:t>
+            </w:r>
+            <w:r>
+              <w:rPr>
+                <w:noProof/>
+                <w:webHidden/>
+              </w:rPr>
+              <w:tab/>
+            </w:r>
+            <w:r>
+              <w:rPr>
+                <w:noProof/>
+                <w:webHidden/>
+              </w:rPr>
+              <w:fldChar w:fldCharType="begin"/>
+            </w:r>
+            <w:r>
+              <w:rPr>
+                <w:noProof/>
+                <w:webHidden/>
+              </w:rPr>
+              <w:instrText xml:space="preserve"> PAGEREF _Toc197605706 \h </w:instrText>
+            </w:r>
+            <w:r>
+              <w:rPr>
+                <w:noProof/>
+                <w:webHidden/>
+              </w:rPr>
+            </w:r>
+            <w:r>
+              <w:rPr>
+                <w:noProof/>
+                <w:webHidden/>
+              </w:rPr>
+              <w:fldChar w:fldCharType="separate"/>
+            </w:r>
+            <w:r>
+              <w:rPr>
+                <w:noProof/>
+                <w:webHidden/>
+              </w:rPr>
+              <w:t>2</w:t>
+            </w:r>
+            <w:r>
+              <w:rPr>
+                <w:noProof/>
+                <w:webHidden/>
+              </w:rPr>
+              <w:fldChar w:fldCharType="end"/>
+            </w:r>
+          </w:hyperlink>
+        </w:p>
+        <w:p>
+          <w:pPr>
+            <w:pStyle w:val="TOC3"/>
+            <w:tabs>
+              <w:tab w:val="right" w:leader="dot" w:pos="9016"/>
+            </w:tabs>
+            <w:rPr>
+              <w:noProof/>
+            </w:rPr>
+          </w:pPr>
+          <w:hyperlink w:anchor="_Toc197605707" w:history="1">
+            <w:r>
+              <w:rPr>
+                <w:rStyle w:val="Hyperlink"/>
+                <w:noProof/>
+              </w:rPr>
+              <w:t>3.6.1 Sprites</w:t>
+            </w:r>
+            <w:r>
+              <w:rPr>
+                <w:noProof/>
+                <w:webHidden/>
+              </w:rPr>
+              <w:tab/>
+            </w:r>
+            <w:r>
+              <w:rPr>
+                <w:noProof/>
+                <w:webHidden/>
+              </w:rPr>
+              <w:fldChar w:fldCharType="begin"/>
+            </w:r>
+            <w:r>
+              <w:rPr>
+                <w:noProof/>
+                <w:webHidden/>
+              </w:rPr>
+              <w:instrText xml:space="preserve"> PAGEREF _Toc197605707 \h </w:instrText>
+            </w:r>
+            <w:r>
+              <w:rPr>
+                <w:noProof/>
+                <w:webHidden/>
+              </w:rPr>
+            </w:r>
+            <w:r>
+              <w:rPr>
+                <w:noProof/>
+                <w:webHidden/>
+              </w:rPr>
+              <w:fldChar w:fldCharType="separate"/>
+            </w:r>
+            <w:r>
+              <w:rPr>
+                <w:noProof/>
+                <w:webHidden/>
+              </w:rPr>
+              <w:t>2</w:t>
+            </w:r>
+            <w:r>
+              <w:rPr>
+                <w:noProof/>
+                <w:webHidden/>
+              </w:rPr>
+              <w:fldChar w:fldCharType="end"/>
+            </w:r>
+          </w:hyperlink>
+        </w:p>
+        <w:p>
+          <w:pPr>
+            <w:pStyle w:val="TOC1"/>
+            <w:tabs>
+              <w:tab w:val="right" w:leader="dot" w:pos="9016"/>
+            </w:tabs>
+            <w:rPr>
+              <w:noProof/>
+            </w:rPr>
+          </w:pPr>
+          <w:hyperlink w:anchor="_Toc197605708" w:history="1">
+            <w:r>
+              <w:rPr>
+                <w:rStyle w:val="Hyperlink"/>
+                <w:noProof/>
+              </w:rPr>
+              <w:t>4. Gameplay</w:t>
+            </w:r>
+            <w:r>
+              <w:rPr>
+                <w:noProof/>
+                <w:webHidden/>
+              </w:rPr>
+              <w:tab/>
+            </w:r>
+            <w:r>
+              <w:rPr>
+                <w:noProof/>
+                <w:webHidden/>
+              </w:rPr>
+              <w:fldChar w:fldCharType="begin"/>
+            </w:r>
+            <w:r>
+              <w:rPr>
+                <w:noProof/>
+                <w:webHidden/>
+              </w:rPr>
+              <w:instrText xml:space="preserve"> PAGEREF _Toc197605708 \h </w:instrText>
+            </w:r>
+            <w:r>
+              <w:rPr>
+                <w:noProof/>
+                <w:webHidden/>
+              </w:rPr>
+            </w:r>
+            <w:r>
+              <w:rPr>
+                <w:noProof/>
+                <w:webHidden/>
+              </w:rPr>
+              <w:fldChar w:fldCharType="separate"/>
+            </w:r>
+            <w:r>
+              <w:rPr>
+                <w:noProof/>
+                <w:webHidden/>
+              </w:rPr>
+              <w:t>2</w:t>
+            </w:r>
+            <w:r>
+              <w:rPr>
+                <w:noProof/>
+                <w:webHidden/>
+              </w:rPr>
+              <w:fldChar w:fldCharType="end"/>
+            </w:r>
+          </w:hyperlink>
+        </w:p>
+        <w:p>
+          <w:pPr>
+            <w:pStyle w:val="TOC2"/>
+            <w:tabs>
+              <w:tab w:val="right" w:leader="dot" w:pos="9016"/>
+            </w:tabs>
+            <w:rPr>
+              <w:noProof/>
+            </w:rPr>
+          </w:pPr>
+          <w:hyperlink w:anchor="_Toc197605709" w:history="1">
+            <w:r>
+              <w:rPr>
+                <w:rStyle w:val="Hyperlink"/>
+                <w:noProof/>
+              </w:rPr>
+              <w:t>4.1 World</w:t>
+            </w:r>
+            <w:r>
+              <w:rPr>
+                <w:noProof/>
+                <w:webHidden/>
+              </w:rPr>
+              <w:tab/>
+            </w:r>
+            <w:r>
+              <w:rPr>
+                <w:noProof/>
+                <w:webHidden/>
+              </w:rPr>
+              <w:fldChar w:fldCharType="begin"/>
+            </w:r>
+            <w:r>
+              <w:rPr>
+                <w:noProof/>
+                <w:webHidden/>
+              </w:rPr>
+              <w:instrText xml:space="preserve"> PAGEREF _Toc197605709 \h </w:instrText>
+            </w:r>
+            <w:r>
+              <w:rPr>
+                <w:noProof/>
+                <w:webHidden/>
+              </w:rPr>
+            </w:r>
+            <w:r>
+              <w:rPr>
+                <w:noProof/>
+                <w:webHidden/>
+              </w:rPr>
+              <w:fldChar w:fldCharType="separate"/>
+            </w:r>
+            <w:r>
+              <w:rPr>
+                <w:noProof/>
+                <w:webHidden/>
+              </w:rPr>
+              <w:t>2</w:t>
+            </w:r>
+            <w:r>
+              <w:rPr>
+                <w:noProof/>
+                <w:webHidden/>
+              </w:rPr>
+              <w:fldChar w:fldCharType="end"/>
+            </w:r>
+          </w:hyperlink>
+        </w:p>
+        <w:p>
+          <w:pPr>
+            <w:pStyle w:val="TOC3"/>
+            <w:tabs>
+              <w:tab w:val="right" w:leader="dot" w:pos="9016"/>
+            </w:tabs>
+            <w:rPr>
+              <w:noProof/>
+            </w:rPr>
+          </w:pPr>
+          <w:hyperlink w:anchor="_Toc197605710" w:history="1">
+            <w:r>
+              <w:rPr>
+                <w:rStyle w:val="Hyperlink"/>
+                <w:noProof/>
+              </w:rPr>
+              <w:t>4.2.1 Enemy</w:t>
+            </w:r>
+            <w:r>
+              <w:rPr>
+                <w:noProof/>
+                <w:webHidden/>
+              </w:rPr>
+              <w:tab/>
+            </w:r>
+            <w:r>
+              <w:rPr>
+                <w:noProof/>
+                <w:webHidden/>
+              </w:rPr>
+              <w:fldChar w:fldCharType="begin"/>
+            </w:r>
+            <w:r>
+              <w:rPr>
+                <w:noProof/>
+                <w:webHidden/>
+              </w:rPr>
+              <w:instrText xml:space="preserve"> PAGEREF _Toc197605710 \h </w:instrText>
+            </w:r>
+            <w:r>
+              <w:rPr>
+                <w:noProof/>
+                <w:webHidden/>
+              </w:rPr>
+            </w:r>
+            <w:r>
+              <w:rPr>
+                <w:noProof/>
+                <w:webHidden/>
+              </w:rPr>
+              <w:fldChar w:fldCharType="separate"/>
+            </w:r>
+            <w:r>
+              <w:rPr>
+                <w:noProof/>
+                <w:webHidden/>
+              </w:rPr>
+              <w:t>2</w:t>
+            </w:r>
+            <w:r>
+              <w:rPr>
+                <w:noProof/>
+                <w:webHidden/>
+              </w:rPr>
+              <w:fldChar w:fldCharType="end"/>
+            </w:r>
+          </w:hyperlink>
+        </w:p>
+        <w:p>
+          <w:pPr>
+            <w:pStyle w:val="TOC3"/>
+            <w:tabs>
+              <w:tab w:val="right" w:leader="dot" w:pos="9016"/>
+            </w:tabs>
+            <w:rPr>
+              <w:noProof/>
+            </w:rPr>
+          </w:pPr>
+          <w:hyperlink w:anchor="_Toc197605711" w:history="1">
+            <w:r>
+              <w:rPr>
+                <w:rStyle w:val="Hyperlink"/>
+                <w:noProof/>
+              </w:rPr>
+              <w:t>4.2.2 Player</w:t>
+            </w:r>
+            <w:r>
+              <w:rPr>
+                <w:noProof/>
+                <w:webHidden/>
+              </w:rPr>
+              <w:tab/>
+            </w:r>
+            <w:r>
+              <w:rPr>
+                <w:noProof/>
+                <w:webHidden/>
+              </w:rPr>
+              <w:fldChar w:fldCharType="begin"/>
+            </w:r>
+            <w:r>
+              <w:rPr>
+                <w:noProof/>
+                <w:webHidden/>
+              </w:rPr>
+              <w:instrText xml:space="preserve"> PAGEREF _Toc197605711 \h </w:instrText>
+            </w:r>
+            <w:r>
+              <w:rPr>
+                <w:noProof/>
+                <w:webHidden/>
+              </w:rPr>
+            </w:r>
+            <w:r>
+              <w:rPr>
+                <w:noProof/>
+                <w:webHidden/>
+              </w:rPr>
+              <w:fldChar w:fldCharType="separate"/>
+            </w:r>
+            <w:r>
+              <w:rPr>
+                <w:noProof/>
+                <w:webHidden/>
+              </w:rPr>
+              <w:t>2</w:t>
+            </w:r>
+            <w:r>
+              <w:rPr>
+                <w:noProof/>
+                <w:webHidden/>
+              </w:rPr>
+              <w:fldChar w:fldCharType="end"/>
+            </w:r>
+          </w:hyperlink>
+        </w:p>
+        <w:p>
+          <w:pPr>
+            <w:pStyle w:val="TOC1"/>
+            <w:tabs>
+              <w:tab w:val="right" w:leader="dot" w:pos="9016"/>
+            </w:tabs>
+            <w:rPr>
+              <w:noProof/>
+            </w:rPr>
+          </w:pPr>
+          <w:hyperlink w:anchor="_Toc197605712" w:history="1">
+            <w:r>
+              <w:rPr>
+                <w:rStyle w:val="Hyperlink"/>
+                <w:noProof/>
+              </w:rPr>
+              <w:t>5. User interface</w:t>
+            </w:r>
+            <w:r>
+              <w:rPr>
+                <w:noProof/>
+                <w:webHidden/>
+              </w:rPr>
+              <w:tab/>
+            </w:r>
+            <w:r>
+              <w:rPr>
+                <w:noProof/>
+                <w:webHidden/>
+              </w:rPr>
+              <w:fldChar w:fldCharType="begin"/>
+            </w:r>
+            <w:r>
+              <w:rPr>
+                <w:noProof/>
+                <w:webHidden/>
+              </w:rPr>
+              <w:instrText xml:space="preserve"> PAGEREF _Toc197605712 \h </w:instrText>
+            </w:r>
+            <w:r>
+              <w:rPr>
+                <w:noProof/>
+                <w:webHidden/>
+              </w:rPr>
+            </w:r>
+            <w:r>
+              <w:rPr>
+                <w:noProof/>
+                <w:webHidden/>
+              </w:rPr>
+              <w:fldChar w:fldCharType="separate"/>
+            </w:r>
+            <w:r>
+              <w:rPr>
+                <w:noProof/>
+                <w:webHidden/>
+              </w:rPr>
+              <w:t>3</w:t>
+            </w:r>
+            <w:r>
+              <w:rPr>
+                <w:noProof/>
+                <w:webHidden/>
+              </w:rPr>
+              <w:fldChar w:fldCharType="end"/>
+            </w:r>
+          </w:hyperlink>
+        </w:p>
+        <w:p>
+          <w:pPr>
+            <w:pStyle w:val="TOC2"/>
+            <w:tabs>
+              <w:tab w:val="right" w:leader="dot" w:pos="9016"/>
+            </w:tabs>
+            <w:rPr>
+              <w:noProof/>
+            </w:rPr>
+          </w:pPr>
+          <w:hyperlink w:anchor="_Toc197605713" w:history="1">
+            <w:r>
+              <w:rPr>
+                <w:rStyle w:val="Hyperlink"/>
+                <w:noProof/>
+              </w:rPr>
+              <w:t>5.1 Menu</w:t>
+            </w:r>
+            <w:r>
+              <w:rPr>
+                <w:noProof/>
+                <w:webHidden/>
+              </w:rPr>
+              <w:tab/>
+            </w:r>
+            <w:r>
+              <w:rPr>
+                <w:noProof/>
+                <w:webHidden/>
+              </w:rPr>
+              <w:fldChar w:fldCharType="begin"/>
+            </w:r>
+            <w:r>
+              <w:rPr>
+                <w:noProof/>
+                <w:webHidden/>
+              </w:rPr>
+              <w:instrText xml:space="preserve"> PAGEREF _Toc197605713 \h </w:instrText>
+            </w:r>
+            <w:r>
+              <w:rPr>
+                <w:noProof/>
+                <w:webHidden/>
+              </w:rPr>
+            </w:r>
+            <w:r>
+              <w:rPr>
+                <w:noProof/>
+                <w:webHidden/>
+              </w:rPr>
+              <w:fldChar w:fldCharType="separate"/>
+            </w:r>
+            <w:r>
+              <w:rPr>
+                <w:noProof/>
+                <w:webHidden/>
+              </w:rPr>
+              <w:t>3</w:t>
+            </w:r>
+            <w:r>
+              <w:rPr>
+                <w:noProof/>
+                <w:webHidden/>
+              </w:rPr>
+              <w:fldChar w:fldCharType="end"/>
+            </w:r>
+          </w:hyperlink>
+        </w:p>
+        <w:p>
+          <w:pPr>
+            <w:pStyle w:val="TOC2"/>
+            <w:tabs>
+              <w:tab w:val="right" w:leader="dot" w:pos="9016"/>
+            </w:tabs>
+            <w:rPr>
+              <w:noProof/>
+            </w:rPr>
+          </w:pPr>
+          <w:hyperlink w:anchor="_Toc197605714" w:history="1">
+            <w:r>
+              <w:rPr>
+                <w:rStyle w:val="Hyperlink"/>
+                <w:noProof/>
+              </w:rPr>
+              <w:t>5.2 During game</w:t>
+            </w:r>
+            <w:r>
+              <w:rPr>
+                <w:noProof/>
+                <w:webHidden/>
+              </w:rPr>
+              <w:tab/>
+            </w:r>
+            <w:r>
+              <w:rPr>
+                <w:noProof/>
+                <w:webHidden/>
+              </w:rPr>
+              <w:fldChar w:fldCharType="begin"/>
+            </w:r>
+            <w:r>
+              <w:rPr>
+                <w:noProof/>
+                <w:webHidden/>
+              </w:rPr>
+              <w:instrText xml:space="preserve"> PAGEREF _Toc197605714 \h </w:instrText>
+            </w:r>
+            <w:r>
+              <w:rPr>
+                <w:noProof/>
+                <w:webHidden/>
+              </w:rPr>
+            </w:r>
+            <w:r>
+              <w:rPr>
+                <w:noProof/>
+                <w:webHidden/>
+              </w:rPr>
+              <w:fldChar w:fldCharType="separate"/>
+            </w:r>
+            <w:r>
+              <w:rPr>
+                <w:noProof/>
+                <w:webHidden/>
+              </w:rPr>
+              <w:t>3</w:t>
+            </w:r>
+            <w:r>
+              <w:rPr>
+                <w:noProof/>
+                <w:webHidden/>
+              </w:rPr>
+              <w:fldChar w:fldCharType="end"/>
+            </w:r>
+          </w:hyperlink>
+        </w:p>
+        <w:p>
+          <w:pPr>
+            <w:pStyle w:val="TOC1"/>
+            <w:tabs>
+              <w:tab w:val="right" w:leader="dot" w:pos="9016"/>
+            </w:tabs>
+            <w:rPr>
+              <w:noProof/>
+            </w:rPr>
+          </w:pPr>
+          <w:hyperlink w:anchor="_Toc197605715" w:history="1">
+            <w:r>
+              <w:rPr>
+                <w:rStyle w:val="Hyperlink"/>
+                <w:noProof/>
+              </w:rPr>
+              <w:t>6. Development</w:t>
+            </w:r>
+            <w:r>
+              <w:rPr>
+                <w:noProof/>
+                <w:webHidden/>
+              </w:rPr>
+              <w:tab/>
+            </w:r>
+            <w:r>
+              <w:rPr>
+                <w:noProof/>
+                <w:webHidden/>
+              </w:rPr>
+              <w:fldChar w:fldCharType="begin"/>
+            </w:r>
+            <w:r>
+              <w:rPr>
+                <w:noProof/>
+                <w:webHidden/>
+              </w:rPr>
+              <w:instrText xml:space="preserve"> PAGEREF _Toc197605715 \h </w:instrText>
+            </w:r>
+            <w:r>
+              <w:rPr>
+                <w:noProof/>
+                <w:webHidden/>
+              </w:rPr>
+            </w:r>
+            <w:r>
+              <w:rPr>
+                <w:noProof/>
+                <w:webHidden/>
+              </w:rPr>
+              <w:fldChar w:fldCharType="separate"/>
+            </w:r>
+            <w:r>
+              <w:rPr>
+                <w:noProof/>
+                <w:webHidden/>
+              </w:rPr>
+              <w:t>3</w:t>
+            </w:r>
+            <w:r>
+              <w:rPr>
+                <w:noProof/>
+                <w:webHidden/>
+              </w:rPr>
+              <w:fldChar w:fldCharType="end"/>
+            </w:r>
+          </w:hyperlink>
+        </w:p>
+        <w:p>
+          <w:pPr>
+            <w:pStyle w:val="TOC2"/>
+            <w:tabs>
+              <w:tab w:val="right" w:leader="dot" w:pos="9016"/>
+            </w:tabs>
+            <w:rPr>
+              <w:noProof/>
+            </w:rPr>
+          </w:pPr>
+          <w:hyperlink w:anchor="_Toc197605716" w:history="1">
+            <w:r>
+              <w:rPr>
+                <w:rStyle w:val="Hyperlink"/>
+                <w:noProof/>
+              </w:rPr>
+              <w:t>6.1 Editor</w:t>
+            </w:r>
+            <w:r>
+              <w:rPr>
+                <w:noProof/>
+                <w:webHidden/>
+              </w:rPr>
+              <w:tab/>
+            </w:r>
+            <w:r>
+              <w:rPr>
+                <w:noProof/>
+                <w:webHidden/>
+              </w:rPr>
+              <w:fldChar w:fldCharType="begin"/>
+            </w:r>
+            <w:r>
+              <w:rPr>
+                <w:noProof/>
+                <w:webHidden/>
+              </w:rPr>
+              <w:instrText xml:space="preserve"> PAGEREF _Toc197605716 \h </w:instrText>
+            </w:r>
+            <w:r>
+              <w:rPr>
+                <w:noProof/>
+                <w:webHidden/>
+              </w:rPr>
+            </w:r>
+            <w:r>
+              <w:rPr>
+                <w:noProof/>
+                <w:webHidden/>
+              </w:rPr>
+              <w:fldChar w:fldCharType="separate"/>
+            </w:r>
+            <w:r>
+              <w:rPr>
+                <w:noProof/>
+                <w:webHidden/>
+              </w:rPr>
+              <w:t>3</w:t>
+            </w:r>
+            <w:r>
+              <w:rPr>
+                <w:noProof/>
+                <w:webHidden/>
+              </w:rPr>
+              <w:fldChar w:fldCharType="end"/>
+            </w:r>
+          </w:hyperlink>
+        </w:p>
+        <w:p>
+          <w:pPr>
+            <w:pStyle w:val="TOC1"/>
+            <w:tabs>
+              <w:tab w:val="right" w:leader="dot" w:pos="9016"/>
+            </w:tabs>
+            <w:rPr>
+              <w:noProof/>
+            </w:rPr>
+          </w:pPr>
+          <w:hyperlink w:anchor="_Toc197605717" w:history="1">
+            <w:r>
+              <w:rPr>
+                <w:rStyle w:val="Hyperlink"/>
+                <w:noProof/>
+              </w:rPr>
+              <w:t>7. Bibliography</w:t>
+            </w:r>
+            <w:r>
+              <w:rPr>
+                <w:noProof/>
+                <w:webHidden/>
+              </w:rPr>
+              <w:tab/>
+            </w:r>
+            <w:r>
+              <w:rPr>
+                <w:noProof/>
+                <w:webHidden/>
+              </w:rPr>
+              <w:fldChar w:fldCharType="begin"/>
+            </w:r>
+            <w:r>
+              <w:rPr>
+                <w:noProof/>
+                <w:webHidden/>
+              </w:rPr>
+              <w:instrText xml:space="preserve"> PAGEREF _Toc197605717 \h </w:instrText>
+            </w:r>
+            <w:r>
+              <w:rPr>
+                <w:noProof/>
+                <w:webHidden/>
+              </w:rPr>
+            </w:r>
+            <w:r>
+              <w:rPr>
+                <w:noProof/>
+                <w:webHidden/>
+              </w:rPr>
+              <w:fldChar w:fldCharType="separate"/>
+            </w:r>
+            <w:r>
+              <w:rPr>
+                <w:noProof/>
+                <w:webHidden/>
+              </w:rPr>
+              <w:t>3</w:t>
+            </w:r>
+            <w:r>
+              <w:rPr>
+                <w:noProof/>
+                <w:webHidden/>
+              </w:rPr>
+              <w:fldChar w:fldCharType="end"/>
+            </w:r>
+          </w:hyperlink>
+        </w:p>
+        <w:p>
+          <w:r>
+            <w:rPr>
+              <w:b/>
+              <w:bCs/>
+              <w:noProof/>
+            </w:rPr>
+            <w:lastRenderedPageBreak/>
+            <w:fldChar w:fldCharType="end"/>
+          </w:r>
+        </w:p>
+      </w:sdtContent>
+    </w:sdt>
+    <w:p>
+      <w:pPr>
+        <w:rPr>
+          <w:rFonts w:ascii="Arial" w:hAnsi="Arial" w:cs="Arial"/>
+          <w:sz w:val="16"/>
+          <w:szCs w:val="16"/>
+        </w:rPr>
+      </w:pPr>
+    </w:p>
+    <w:p>
+      <w:pPr>
+        <w:rPr>
+          <w:rFonts w:ascii="Arial" w:hAnsi="Arial" w:cs="Arial"/>
+          <w:sz w:val="16"/>
+          <w:szCs w:val="16"/>
+        </w:rPr>
+      </w:pPr>
+    </w:p>
+    <w:p>
+      <w:pPr>
+        <w:rPr>
+          <w:rFonts w:ascii="Arial" w:hAnsi="Arial" w:cs="Arial"/>
+          <w:sz w:val="16"/>
+          <w:szCs w:val="16"/>
+        </w:rPr>
+      </w:pPr>
+    </w:p>
+    <w:p>
+      <w:pPr>
+        <w:pStyle w:val="Heading1"/>
+      </w:pPr>
+      <w:bookmarkStart w:id="0" w:name="_Toc197605695"/>
+      <w:r>
+        <w:t xml:space="preserve">1.   </w:t>
+      </w:r>
+      <w:r>
+        <w:t>Overview</w:t>
+      </w:r>
+      <w:bookmarkEnd w:id="0"/>
+    </w:p>
+    <w:p>
+      <w:pPr>
+        <w:pStyle w:val="Heading2"/>
+      </w:pPr>
+      <w:bookmarkStart w:id="1" w:name="_Toc197605696"/>
+      <w:r>
+        <w:t>1.1 Introduction</w:t>
+      </w:r>
+      <w:bookmarkEnd w:id="1"/>
+    </w:p>
+    <w:p>
+      <w:pPr>
+        <w:rPr>
+          <w:rFonts w:ascii="Arial" w:hAnsi="Arial" w:cs="Arial"/>
+          <w:sz w:val="22"/>
+          <w:szCs w:val="22"/>
+        </w:rPr>
+      </w:pPr>
+      <w:r>
+        <w:rPr>
+          <w:rFonts w:ascii="Arial" w:hAnsi="Arial" w:cs="Arial"/>
+          <w:sz w:val="22"/>
+          <w:szCs w:val="22"/>
+        </w:rPr>
+        <w:t>This document specifies the design for the gameplay of “QuatreFoil”</w:t>
+      </w:r>
+      <w:r>
+        <w:rPr>
+          <w:rFonts w:ascii="Arial" w:hAnsi="Arial" w:cs="Arial"/>
+          <w:sz w:val="22"/>
+          <w:szCs w:val="22"/>
+        </w:rPr>
+        <w:t>.</w:t>
+      </w:r>
+      <w:r>
+        <w:rPr>
+          <w:rFonts w:ascii="Arial" w:hAnsi="Arial" w:cs="Arial"/>
+          <w:sz w:val="22"/>
+          <w:szCs w:val="22"/>
+        </w:rPr>
+        <w:t xml:space="preserve"> It is a demo game for the game engine also named “QuatreFoil”</w:t>
+      </w:r>
+      <w:r>
+        <w:rPr>
+          <w:rFonts w:ascii="Arial" w:hAnsi="Arial" w:cs="Arial"/>
+          <w:sz w:val="22"/>
+          <w:szCs w:val="22"/>
+        </w:rPr>
+        <w:t>.</w:t>
+      </w:r>
+    </w:p>
+    <w:p>
+      <w:pPr>
+        <w:pStyle w:val="Heading2"/>
+      </w:pPr>
+      <w:bookmarkStart w:id="2" w:name="_Toc197605697"/>
+      <w:r>
+        <w:t>1.2 Scope</w:t>
+      </w:r>
+      <w:bookmarkEnd w:id="2"/>
+    </w:p>
+    <w:p>
+      <w:pPr>
+        <w:rPr>
+          <w:rFonts w:ascii="Arial" w:hAnsi="Arial" w:cs="Arial"/>
+          <w:sz w:val="22"/>
+          <w:szCs w:val="22"/>
+        </w:rPr>
+      </w:pPr>
+      <w:r>
+        <w:rPr>
+          <w:rFonts w:ascii="Arial" w:hAnsi="Arial" w:cs="Arial"/>
+          <w:sz w:val="22"/>
+          <w:szCs w:val="22"/>
+        </w:rPr>
+        <w:t>This document is to be read by anyone involved in the design of this game, as well as the testing</w:t>
+      </w:r>
+      <w:r>
+        <w:rPr>
+          <w:rFonts w:ascii="Arial" w:hAnsi="Arial" w:cs="Arial"/>
+          <w:sz w:val="22"/>
+          <w:szCs w:val="22"/>
+        </w:rPr>
+        <w:t xml:space="preserve"> of “QuatreFoil”.</w:t>
+      </w:r>
+    </w:p>
+    <w:p>
+      <w:pPr>
+        <w:rPr>
+          <w:rFonts w:ascii="Arial" w:hAnsi="Arial" w:cs="Arial"/>
+          <w:sz w:val="16"/>
+          <w:szCs w:val="16"/>
+        </w:rPr>
+      </w:pPr>
+    </w:p>
+    <w:p>
+      <w:pPr>
+        <w:pStyle w:val="Heading1"/>
+      </w:pPr>
+      <w:bookmarkStart w:id="3" w:name="_Toc197605698"/>
+      <w:r>
+        <w:t>2</w:t>
+      </w:r>
+      <w:r>
+        <w:t>.</w:t>
+      </w:r>
+      <w:r>
+        <w:t xml:space="preserve"> </w:t>
+      </w:r>
+      <w:r>
+        <w:t xml:space="preserve">Target </w:t>
+      </w:r>
+      <w:r>
+        <w:t>system</w:t>
+      </w:r>
+      <w:bookmarkEnd w:id="3"/>
+    </w:p>
+    <w:p>
+      <w:pPr>
+        <w:rPr>
+          <w:rFonts w:ascii="Arial" w:hAnsi="Arial" w:cs="Arial"/>
+          <w:sz w:val="22"/>
+          <w:szCs w:val="22"/>
+        </w:rPr>
+      </w:pPr>
+      <w:r>
+        <w:rPr>
+          <w:rFonts w:ascii="Arial" w:hAnsi="Arial" w:cs="Arial"/>
+          <w:sz w:val="22"/>
+          <w:szCs w:val="22"/>
+        </w:rPr>
+        <w:t>“QuatreFoil” is only currently being developed for PC</w:t>
+      </w:r>
+      <w:r>
+        <w:rPr>
+          <w:rFonts w:ascii="Arial" w:hAnsi="Arial" w:cs="Arial"/>
+          <w:sz w:val="22"/>
+          <w:szCs w:val="22"/>
+        </w:rPr>
+        <w:t xml:space="preserve">. This includes, windows, </w:t>
+      </w:r>
+      <w:r>
+        <w:rPr>
+          <w:rFonts w:ascii="Arial" w:hAnsi="Arial" w:cs="Arial"/>
+          <w:sz w:val="22"/>
+          <w:szCs w:val="22"/>
+        </w:rPr>
+        <w:t>Linux</w:t>
+      </w:r>
+      <w:r>
+        <w:rPr>
+          <w:rFonts w:ascii="Arial" w:hAnsi="Arial" w:cs="Arial"/>
+          <w:sz w:val="22"/>
+          <w:szCs w:val="22"/>
+        </w:rPr>
+        <w:t xml:space="preserve"> and mac, due to the main component being </w:t>
+      </w:r>
+      <w:r>
+        <w:rPr>
+          <w:rFonts w:ascii="Arial" w:hAnsi="Arial" w:cs="Arial"/>
+          <w:sz w:val="22"/>
+          <w:szCs w:val="22"/>
+        </w:rPr>
+        <w:t>OpenGL</w:t>
+      </w:r>
+      <w:r>
+        <w:rPr>
+          <w:rFonts w:ascii="Arial" w:hAnsi="Arial" w:cs="Arial"/>
+          <w:sz w:val="22"/>
+          <w:szCs w:val="22"/>
+        </w:rPr>
+        <w:t>.</w:t>
+      </w:r>
+    </w:p>
+    <w:p>
+      <w:pPr>
+        <w:pStyle w:val="Heading2"/>
+      </w:pPr>
+      <w:bookmarkStart w:id="4" w:name="_Toc197605699"/>
+      <w:r>
+        <w:t>2.</w:t>
+      </w:r>
+      <w:r>
+        <w:t xml:space="preserve">1 </w:t>
+      </w:r>
+      <w:r>
+        <w:t>Game engine</w:t>
+      </w:r>
+      <w:bookmarkEnd w:id="4"/>
+    </w:p>
+    <w:p>
+      <w:pPr>
+        <w:rPr>
+          <w:rFonts w:ascii="Arial" w:hAnsi="Arial" w:cs="Arial"/>
+          <w:sz w:val="22"/>
+          <w:szCs w:val="22"/>
+        </w:rPr>
+      </w:pPr>
+      <w:r>
+        <w:rPr>
+          <w:rFonts w:ascii="Arial" w:hAnsi="Arial" w:cs="Arial"/>
+          <w:sz w:val="22"/>
+          <w:szCs w:val="22"/>
+        </w:rPr>
+        <w:t xml:space="preserve">As said earlier, the game will be </w:t>
+      </w:r>
+      <w:r>
+        <w:rPr>
+          <w:rFonts w:ascii="Arial" w:hAnsi="Arial" w:cs="Arial"/>
+          <w:sz w:val="22"/>
+          <w:szCs w:val="22"/>
+        </w:rPr>
+        <w:t>created as a demo for a game engine also named “QuatreFoil”</w:t>
+      </w:r>
+      <w:r>
+        <w:rPr>
+          <w:rFonts w:ascii="Arial" w:hAnsi="Arial" w:cs="Arial"/>
+          <w:sz w:val="22"/>
+          <w:szCs w:val="22"/>
+        </w:rPr>
+        <w:t xml:space="preserve">. It uses the OpenGL graphics API, version </w:t>
+      </w:r>
+      <w:r>
+        <w:rPr>
+          <w:rFonts w:ascii="Arial" w:hAnsi="Arial" w:cs="Arial"/>
+          <w:sz w:val="22"/>
+          <w:szCs w:val="22"/>
+        </w:rPr>
+        <w:t>4.6</w:t>
+      </w:r>
+      <w:r>
+        <w:rPr>
+          <w:rFonts w:ascii="Arial" w:hAnsi="Arial" w:cs="Arial"/>
+          <w:sz w:val="22"/>
+          <w:szCs w:val="22"/>
+        </w:rPr>
+        <w:t xml:space="preserve"> [2]</w:t>
+      </w:r>
+      <w:r>
+        <w:rPr>
+          <w:rFonts w:ascii="Arial" w:hAnsi="Arial" w:cs="Arial"/>
+          <w:sz w:val="22"/>
+          <w:szCs w:val="22"/>
+        </w:rPr>
+        <w:t>.</w:t>
+      </w:r>
+    </w:p>
+    <w:p>
+      <w:pPr>
+        <w:rPr>
+          <w:rFonts w:ascii="Arial" w:hAnsi="Arial" w:cs="Arial"/>
+          <w:sz w:val="22"/>
+          <w:szCs w:val="22"/>
+        </w:rPr>
+      </w:pPr>
+    </w:p>
+    <w:p>
+      <w:pPr>
+        <w:pStyle w:val="Heading1"/>
+      </w:pPr>
+      <w:bookmarkStart w:id="5" w:name="_Toc197605700"/>
+      <w:r>
+        <w:t>3. Specification</w:t>
+      </w:r>
+      <w:bookmarkEnd w:id="5"/>
+    </w:p>
+    <w:p>
+      <w:pPr>
+        <w:pStyle w:val="Heading2"/>
+      </w:pPr>
+      <w:bookmarkStart w:id="6" w:name="_Toc197605701"/>
+      <w:r>
+        <w:t>3.1 Basic concept</w:t>
+      </w:r>
+      <w:bookmarkEnd w:id="6"/>
+    </w:p>
+    <w:p>
+      <w:pPr>
+        <w:rPr>
+          <w:rFonts w:ascii="Arial" w:hAnsi="Arial" w:cs="Arial"/>
+          <w:sz w:val="22"/>
+          <w:szCs w:val="22"/>
+        </w:rPr>
+      </w:pPr>
+      <w:r>
+        <w:rPr>
+          <w:rFonts w:ascii="Arial" w:hAnsi="Arial" w:cs="Arial"/>
+          <w:sz w:val="22"/>
+          <w:szCs w:val="22"/>
+        </w:rPr>
+        <w:t>The concept of “QuatreFoil” exists to serve as a demo for the game engine.</w:t>
+      </w:r>
+      <w:r>
+        <w:rPr>
+          <w:rFonts w:ascii="Arial" w:hAnsi="Arial" w:cs="Arial"/>
+          <w:sz w:val="22"/>
+          <w:szCs w:val="22"/>
+        </w:rPr>
+        <w:t xml:space="preserve"> It will use most of the </w:t>
+      </w:r>
+      <w:r>
+        <w:rPr>
+          <w:rFonts w:ascii="Arial" w:hAnsi="Arial" w:cs="Arial"/>
+          <w:sz w:val="22"/>
+          <w:szCs w:val="22"/>
+        </w:rPr>
+        <w:t>engine’s</w:t>
+      </w:r>
+      <w:r>
+        <w:rPr>
+          <w:rFonts w:ascii="Arial" w:hAnsi="Arial" w:cs="Arial"/>
+          <w:sz w:val="22"/>
+          <w:szCs w:val="22"/>
+        </w:rPr>
+        <w:t xml:space="preserve"> features, mainly using the entity component system.</w:t>
+      </w:r>
+      <w:r>
+        <w:rPr>
+          <w:rFonts w:ascii="Arial" w:hAnsi="Arial" w:cs="Arial"/>
+          <w:sz w:val="22"/>
+          <w:szCs w:val="22"/>
+        </w:rPr>
+        <w:t xml:space="preserve"> </w:t>
+      </w:r>
+    </w:p>
+    <w:p>
+      <w:pPr>
+        <w:pStyle w:val="Heading2"/>
+      </w:pPr>
+      <w:r>
+        <w:t xml:space="preserve"> </w:t>
+      </w:r>
+      <w:bookmarkStart w:id="7" w:name="_Toc197605702"/>
+      <w:r>
+        <w:t xml:space="preserve">3.2 </w:t>
+      </w:r>
+      <w:r>
+        <w:t>Game world / structure</w:t>
+      </w:r>
+      <w:bookmarkEnd w:id="7"/>
+    </w:p>
+    <w:p>
+      <w:pPr>
+        <w:rPr>
+          <w:rFonts w:ascii="Arial" w:hAnsi="Arial" w:cs="Arial"/>
+          <w:sz w:val="22"/>
+          <w:szCs w:val="22"/>
+        </w:rPr>
+      </w:pPr>
+      <w:r>
+        <w:rPr>
+          <w:rFonts w:ascii="Arial" w:hAnsi="Arial" w:cs="Arial"/>
+          <w:sz w:val="22"/>
+          <w:szCs w:val="22"/>
+        </w:rPr>
+        <w:t xml:space="preserve">The </w:t>
+      </w:r>
+      <w:r>
+        <w:rPr>
+          <w:rFonts w:ascii="Arial" w:hAnsi="Arial" w:cs="Arial"/>
+          <w:sz w:val="22"/>
+          <w:szCs w:val="22"/>
+        </w:rPr>
+        <w:t>world will exist entirely in 1 level. There will be a main menu system to enter the game, and then the game can be played after that.</w:t>
+      </w:r>
+      <w:r>
+        <w:rPr>
+          <w:rFonts w:ascii="Arial" w:hAnsi="Arial" w:cs="Arial"/>
+          <w:sz w:val="22"/>
+          <w:szCs w:val="22"/>
+        </w:rPr>
+        <w:t xml:space="preserve"> To get to the end, certain enemies will have to be defeated. Due to this game being a demo, the size of the game will be small, only allowing 5-10 minutes of gameplay.</w:t>
+      </w:r>
+    </w:p>
+    <w:p>
+      <w:pPr>
+        <w:pStyle w:val="Heading2"/>
+      </w:pPr>
+      <w:bookmarkStart w:id="8" w:name="_Toc197605703"/>
+      <w:r>
+        <w:t>3.3 Players</w:t>
+      </w:r>
+      <w:bookmarkEnd w:id="8"/>
+    </w:p>
+    <w:p>
+      <w:pPr>
+        <w:rPr>
+          <w:rFonts w:ascii="Arial" w:hAnsi="Arial" w:cs="Arial"/>
+          <w:sz w:val="22"/>
+          <w:szCs w:val="22"/>
+        </w:rPr>
+      </w:pPr>
+      <w:r>
+        <w:rPr>
+          <w:rFonts w:ascii="Arial" w:hAnsi="Arial" w:cs="Arial"/>
+          <w:sz w:val="22"/>
+          <w:szCs w:val="22"/>
+        </w:rPr>
+        <w:t xml:space="preserve">This game will only be single player. Enemies will be controlled by AI. Players can control the character using rudimentary keyboard controls </w:t>
+      </w:r>
+      <w:r>
+        <w:rPr>
+          <w:rFonts w:ascii="Arial" w:hAnsi="Arial" w:cs="Arial"/>
+          <w:sz w:val="22"/>
+          <w:szCs w:val="22"/>
+        </w:rPr>
+        <w:t>e.g</w:t>
+      </w:r>
+      <w:r>
+        <w:rPr>
+          <w:rFonts w:ascii="Arial" w:hAnsi="Arial" w:cs="Arial"/>
+          <w:sz w:val="22"/>
+          <w:szCs w:val="22"/>
+        </w:rPr>
+        <w:t>.</w:t>
+      </w:r>
+      <w:r>
+        <w:rPr>
+          <w:rFonts w:ascii="Arial" w:hAnsi="Arial" w:cs="Arial"/>
+          <w:sz w:val="22"/>
+          <w:szCs w:val="22"/>
+        </w:rPr>
+        <w:t xml:space="preserve"> wasd and arrow keys.</w:t>
+      </w:r>
+    </w:p>
+    <w:p>
+      <w:pPr>
         <w:rPr>
           <w:rFonts w:ascii="Arial" w:hAnsi="Arial" w:cs="Arial"/>
           <w:b/>
           <w:bCs/>
-          <w:sz w:val="28"/>
-          <w:szCs w:val="28"/>
-        </w:rPr>
-        <w:t xml:space="preserve">1.   </w:t>
-      </w:r>
-      <w:r>
-        <w:rPr>
-          <w:rFonts w:ascii="Arial" w:hAnsi="Arial" w:cs="Arial"/>
-          <w:b/>
-          <w:bCs/>
-          <w:sz w:val="28"/>
-          <w:szCs w:val="28"/>
-          <w:u w:val="single"/>
-        </w:rPr>
-        <w:t>Overview</w:t>
+        </w:rPr>
+      </w:pPr>
+    </w:p>
+    <w:p>
+      <w:pPr>
+        <w:pStyle w:val="Heading2"/>
+      </w:pPr>
+      <w:bookmarkStart w:id="9" w:name="_Toc197605704"/>
+      <w:r>
+        <w:t>3.4</w:t>
+      </w:r>
+      <w:r>
+        <w:t xml:space="preserve"> Player actions</w:t>
+      </w:r>
+      <w:bookmarkEnd w:id="9"/>
+    </w:p>
+    <w:p>
+      <w:pPr>
+        <w:rPr>
+          <w:rFonts w:ascii="Arial" w:hAnsi="Arial" w:cs="Arial"/>
+          <w:sz w:val="22"/>
+          <w:szCs w:val="22"/>
+        </w:rPr>
+      </w:pPr>
+      <w:r>
+        <w:rPr>
+          <w:rFonts w:ascii="Arial" w:hAnsi="Arial" w:cs="Arial"/>
+          <w:sz w:val="22"/>
+          <w:szCs w:val="22"/>
+        </w:rPr>
+        <w:lastRenderedPageBreak/>
+        <w:t xml:space="preserve">Using the keyboard, a and d will allow the player to move left and </w:t>
+      </w:r>
+      <w:r>
+        <w:rPr>
+          <w:rFonts w:ascii="Arial" w:hAnsi="Arial" w:cs="Arial"/>
+          <w:sz w:val="22"/>
+          <w:szCs w:val="22"/>
+        </w:rPr>
+        <w:t>right respectively</w:t>
+      </w:r>
+      <w:r>
+        <w:rPr>
+          <w:rFonts w:ascii="Arial" w:hAnsi="Arial" w:cs="Arial"/>
+          <w:sz w:val="22"/>
+          <w:szCs w:val="22"/>
+        </w:rPr>
+        <w:t>, while using the arrow keys will allow directional</w:t>
+      </w:r>
+      <w:r>
+        <w:rPr>
+          <w:rFonts w:ascii="Arial" w:hAnsi="Arial" w:cs="Arial"/>
+          <w:sz w:val="22"/>
+          <w:szCs w:val="22"/>
+        </w:rPr>
+        <w:t xml:space="preserve"> attacks. All attacks will be a close range ‘slash’ that can be combined into each other.</w:t>
+      </w:r>
+      <w:r>
+        <w:rPr>
+          <w:rFonts w:ascii="Arial" w:hAnsi="Arial" w:cs="Arial"/>
+          <w:sz w:val="22"/>
+          <w:szCs w:val="22"/>
+        </w:rPr>
+        <w:t xml:space="preserve"> Such as an up attack followed by a down attack will complete a ‘waterfall’ attack, where they slash from the top down, rather than just doing down slash at the players feet afterwards.</w:t>
+      </w:r>
+    </w:p>
+    <w:p>
+      <w:pPr>
+        <w:pStyle w:val="Heading2"/>
+      </w:pPr>
+      <w:bookmarkStart w:id="10" w:name="_Toc197605705"/>
+      <w:r>
+        <w:t>3.5 Objectives</w:t>
+      </w:r>
+      <w:bookmarkEnd w:id="10"/>
+    </w:p>
+    <w:p>
+      <w:pPr>
+        <w:rPr>
+          <w:rFonts w:ascii="Arial" w:hAnsi="Arial" w:cs="Arial"/>
+          <w:sz w:val="22"/>
+          <w:szCs w:val="22"/>
+        </w:rPr>
+      </w:pPr>
+      <w:r>
+        <w:rPr>
+          <w:rFonts w:ascii="Arial" w:hAnsi="Arial" w:cs="Arial"/>
+          <w:sz w:val="22"/>
+          <w:szCs w:val="22"/>
+        </w:rPr>
+        <w:t>The main objective will be for the player to discover new attacks, as well as progress through the level to the end, where the game ends upon killing the last enemy.</w:t>
+      </w:r>
+    </w:p>
+    <w:p>
+      <w:pPr>
+        <w:pStyle w:val="Heading2"/>
+      </w:pPr>
+      <w:bookmarkStart w:id="11" w:name="_Toc197605706"/>
+      <w:r>
+        <w:t>3.6 Graphics</w:t>
+      </w:r>
+      <w:bookmarkEnd w:id="11"/>
+    </w:p>
+    <w:p>
+      <w:pPr>
+        <w:rPr>
+          <w:rFonts w:ascii="Arial" w:hAnsi="Arial" w:cs="Arial"/>
+          <w:sz w:val="22"/>
+          <w:szCs w:val="22"/>
+        </w:rPr>
+      </w:pPr>
+      <w:r>
+        <w:rPr>
+          <w:rFonts w:ascii="Arial" w:hAnsi="Arial" w:cs="Arial"/>
+          <w:sz w:val="22"/>
+          <w:szCs w:val="22"/>
+        </w:rPr>
+        <w:t>The world is set in a 2D plane</w:t>
+      </w:r>
+      <w:r>
+        <w:rPr>
+          <w:rFonts w:ascii="Arial" w:hAnsi="Arial" w:cs="Arial"/>
+          <w:sz w:val="22"/>
+          <w:szCs w:val="22"/>
+        </w:rPr>
+        <w:t xml:space="preserve">. </w:t>
+      </w:r>
+      <w:r>
+        <w:rPr>
+          <w:rFonts w:ascii="Arial" w:hAnsi="Arial" w:cs="Arial"/>
+          <w:sz w:val="22"/>
+          <w:szCs w:val="22"/>
+        </w:rPr>
+        <w:t>The world will be in a cave setting, with organic lights dotted around. The camera will follow on the x plane where the player is. Currently for the demo there is no verticality set for the game so a y plane tracking is unnecessary, but a feature that can be implemented tin the future.</w:t>
+      </w:r>
+      <w:r>
+        <w:rPr>
+          <w:rFonts w:ascii="Arial" w:hAnsi="Arial" w:cs="Arial"/>
+          <w:sz w:val="22"/>
+          <w:szCs w:val="22"/>
+        </w:rPr>
+        <w:t xml:space="preserve"> At all times, the camera will follow the player, even during the menu screen, as it will just be an overlay of the world, with physics simulation </w:t>
+      </w:r>
+      <w:r>
+        <w:rPr>
+          <w:rFonts w:ascii="Arial" w:hAnsi="Arial" w:cs="Arial"/>
+          <w:sz w:val="22"/>
+          <w:szCs w:val="22"/>
+        </w:rPr>
+        <w:t>paused</w:t>
+      </w:r>
+      <w:r>
+        <w:rPr>
+          <w:rFonts w:ascii="Arial" w:hAnsi="Arial" w:cs="Arial"/>
+          <w:sz w:val="22"/>
+          <w:szCs w:val="22"/>
+        </w:rPr>
+        <w:t xml:space="preserve"> in the </w:t>
+      </w:r>
+      <w:r>
+        <w:rPr>
+          <w:rFonts w:ascii="Arial" w:hAnsi="Arial" w:cs="Arial"/>
+          <w:sz w:val="22"/>
+          <w:szCs w:val="22"/>
+        </w:rPr>
+        <w:t>background</w:t>
+      </w:r>
+      <w:r>
+        <w:rPr>
+          <w:rFonts w:ascii="Arial" w:hAnsi="Arial" w:cs="Arial"/>
+          <w:sz w:val="22"/>
+          <w:szCs w:val="22"/>
+        </w:rPr>
+        <w:t>.</w:t>
+      </w:r>
+    </w:p>
+    <w:p>
+      <w:pPr>
+        <w:pStyle w:val="Heading3"/>
+      </w:pPr>
+      <w:bookmarkStart w:id="12" w:name="_Toc197605707"/>
+      <w:r>
+        <w:t>3.6.1 Sprites</w:t>
+      </w:r>
+      <w:bookmarkEnd w:id="12"/>
+    </w:p>
+    <w:p>
+      <w:pPr>
+        <w:rPr>
+          <w:rFonts w:ascii="Arial" w:hAnsi="Arial" w:cs="Arial"/>
+          <w:sz w:val="22"/>
+          <w:szCs w:val="22"/>
+        </w:rPr>
+      </w:pPr>
+      <w:r>
+        <w:rPr>
+          <w:rFonts w:ascii="Arial" w:hAnsi="Arial" w:cs="Arial"/>
+          <w:sz w:val="22"/>
+          <w:szCs w:val="22"/>
+        </w:rPr>
+        <w:t>Only a few sprites will be made, such as the player, small effects, the enemy and the background</w:t>
+      </w:r>
+      <w:r>
+        <w:rPr>
+          <w:rFonts w:ascii="Arial" w:hAnsi="Arial" w:cs="Arial"/>
+          <w:sz w:val="22"/>
+          <w:szCs w:val="22"/>
+        </w:rPr>
+        <w:t>.</w:t>
+      </w:r>
+    </w:p>
+    <w:p>
+      <w:pPr>
+        <w:pStyle w:val="Heading1"/>
+      </w:pPr>
+      <w:bookmarkStart w:id="13" w:name="_Toc197605708"/>
+      <w:r>
+        <w:t>4. Gameplay</w:t>
+      </w:r>
+      <w:bookmarkEnd w:id="13"/>
+    </w:p>
+    <w:p>
+      <w:pPr>
+        <w:pStyle w:val="Heading2"/>
+      </w:pPr>
+      <w:bookmarkStart w:id="14" w:name="_Toc197605709"/>
+      <w:r>
+        <w:t>4.1 World</w:t>
+      </w:r>
+      <w:bookmarkEnd w:id="14"/>
+    </w:p>
+    <w:p>
+      <w:pPr>
+        <w:rPr>
+          <w:rFonts w:ascii="Arial" w:hAnsi="Arial" w:cs="Arial"/>
+          <w:sz w:val="22"/>
+          <w:szCs w:val="22"/>
+        </w:rPr>
+      </w:pPr>
+      <w:r>
+        <w:rPr>
+          <w:rFonts w:ascii="Arial" w:hAnsi="Arial" w:cs="Arial"/>
+          <w:sz w:val="22"/>
+          <w:szCs w:val="22"/>
+        </w:rPr>
+        <w:t xml:space="preserve">The game will exist entirely within </w:t>
+      </w:r>
+      <w:r>
+        <w:rPr>
+          <w:rFonts w:ascii="Arial" w:hAnsi="Arial" w:cs="Arial"/>
+          <w:sz w:val="22"/>
+          <w:szCs w:val="22"/>
+        </w:rPr>
+        <w:t xml:space="preserve">a small cave featuring organic lights from plants, and a soft ambient light </w:t>
+      </w:r>
+      <w:proofErr w:type="gramStart"/>
+      <w:r>
+        <w:rPr>
+          <w:rFonts w:ascii="Arial" w:hAnsi="Arial" w:cs="Arial"/>
+          <w:sz w:val="22"/>
+          <w:szCs w:val="22"/>
+        </w:rPr>
+        <w:t>in order to</w:t>
+      </w:r>
+      <w:proofErr w:type="gramEnd"/>
+      <w:r>
+        <w:rPr>
+          <w:rFonts w:ascii="Arial" w:hAnsi="Arial" w:cs="Arial"/>
+          <w:sz w:val="22"/>
+          <w:szCs w:val="22"/>
+        </w:rPr>
+        <w:t xml:space="preserve"> not make the scene too dark.</w:t>
+      </w:r>
+      <w:r>
+        <w:rPr>
+          <w:rFonts w:ascii="Arial" w:hAnsi="Arial" w:cs="Arial"/>
+          <w:sz w:val="22"/>
+          <w:szCs w:val="22"/>
+        </w:rPr>
+        <w:t xml:space="preserve"> This will be completed by running a rendering a light pass over the existing frame to make areas lighter/darker based on sources of light.</w:t>
+      </w:r>
+      <w:r>
+        <w:rPr>
+          <w:rFonts w:ascii="Arial" w:hAnsi="Arial" w:cs="Arial"/>
+          <w:sz w:val="22"/>
+          <w:szCs w:val="22"/>
+        </w:rPr>
+        <w:t xml:space="preserve"> A similar example to the vision of this game is </w:t>
+      </w:r>
+      <w:r>
+        <w:rPr>
+          <w:rFonts w:ascii="Arial" w:hAnsi="Arial" w:cs="Arial"/>
+          <w:i/>
+          <w:iCs/>
+          <w:sz w:val="22"/>
+          <w:szCs w:val="22"/>
+        </w:rPr>
+        <w:t>Hollow Knight</w:t>
+      </w:r>
+      <w:r>
+        <w:rPr>
+          <w:rFonts w:ascii="Arial" w:hAnsi="Arial" w:cs="Arial"/>
+          <w:sz w:val="22"/>
+          <w:szCs w:val="22"/>
+        </w:rPr>
+        <w:t xml:space="preserve"> [3].</w:t>
       </w:r>
     </w:p>
     <w:p>
@@ -206,7 +2672,7 @@
           <w:b/>
           <w:bCs/>
         </w:rPr>
-        <w:t xml:space="preserve">1.1 </w:t>
+        <w:t xml:space="preserve">4.2 </w:t>
       </w:r>
       <w:r>
         <w:rPr>
@@ -215,1118 +2681,74 @@
           <w:bCs/>
           <w:u w:val="single"/>
         </w:rPr>
-        <w:t>Introduction</w:t>
-      </w:r>
-    </w:p>
-    <w:p>
-      <w:pPr>
-        <w:rPr>
-          <w:rFonts w:ascii="Arial" w:hAnsi="Arial" w:cs="Arial"/>
-          <w:sz w:val="22"/>
-          <w:szCs w:val="22"/>
-        </w:rPr>
-      </w:pPr>
-      <w:r>
-        <w:rPr>
-          <w:rFonts w:ascii="Arial" w:hAnsi="Arial" w:cs="Arial"/>
-          <w:sz w:val="22"/>
-          <w:szCs w:val="22"/>
-        </w:rPr>
-        <w:t>This document specifies the design for the gameplay of “QuatreFoil”</w:t>
-      </w:r>
-      <w:r>
-        <w:rPr>
-          <w:rFonts w:ascii="Arial" w:hAnsi="Arial" w:cs="Arial"/>
-          <w:sz w:val="22"/>
-          <w:szCs w:val="22"/>
-        </w:rPr>
-        <w:t>.</w:t>
-      </w:r>
-      <w:r>
-        <w:rPr>
-          <w:rFonts w:ascii="Arial" w:hAnsi="Arial" w:cs="Arial"/>
-          <w:sz w:val="22"/>
-          <w:szCs w:val="22"/>
-        </w:rPr>
-        <w:t xml:space="preserve"> It is a demo game for the game engine also named “QuatreFoil”</w:t>
-      </w:r>
-      <w:r>
-        <w:rPr>
-          <w:rFonts w:ascii="Arial" w:hAnsi="Arial" w:cs="Arial"/>
-          <w:sz w:val="22"/>
-          <w:szCs w:val="22"/>
-        </w:rPr>
-        <w:t>.</w:t>
-      </w:r>
-    </w:p>
-    <w:p>
-      <w:pPr>
-        <w:rPr>
-          <w:rFonts w:ascii="Arial" w:hAnsi="Arial" w:cs="Arial"/>
-          <w:b/>
-          <w:bCs/>
-          <w:u w:val="single"/>
-        </w:rPr>
-      </w:pPr>
-      <w:r>
-        <w:rPr>
-          <w:rFonts w:ascii="Arial" w:hAnsi="Arial" w:cs="Arial"/>
-          <w:b/>
-          <w:bCs/>
-        </w:rPr>
-        <w:t>1.</w:t>
-      </w:r>
-      <w:r>
-        <w:rPr>
-          <w:rFonts w:ascii="Arial" w:hAnsi="Arial" w:cs="Arial"/>
-          <w:b/>
-          <w:bCs/>
-        </w:rPr>
+        <w:t>Combat</w:t>
+      </w:r>
+    </w:p>
+    <w:p>
+      <w:pPr>
+        <w:rPr>
+          <w:rFonts w:ascii="Arial" w:hAnsi="Arial" w:cs="Arial"/>
+          <w:sz w:val="22"/>
+          <w:szCs w:val="22"/>
+        </w:rPr>
+      </w:pPr>
+      <w:r>
+        <w:rPr>
+          <w:rFonts w:ascii="Arial" w:hAnsi="Arial" w:cs="Arial"/>
+          <w:sz w:val="22"/>
+          <w:szCs w:val="22"/>
+        </w:rPr>
+        <w:t xml:space="preserve">Combat from the player and enemies will be vastly different. </w:t>
+      </w:r>
+    </w:p>
+    <w:p>
+      <w:pPr>
+        <w:pStyle w:val="Heading3"/>
+      </w:pPr>
+      <w:bookmarkStart w:id="15" w:name="_Toc197605710"/>
+      <w:r>
+        <w:t>4.2.1 Enemy</w:t>
+      </w:r>
+      <w:bookmarkEnd w:id="15"/>
+      <w:r>
+        <w:t xml:space="preserve"> </w:t>
+      </w:r>
+    </w:p>
+    <w:p>
+      <w:pPr>
+        <w:rPr>
+          <w:rFonts w:ascii="Arial" w:hAnsi="Arial" w:cs="Arial"/>
+          <w:sz w:val="22"/>
+          <w:szCs w:val="22"/>
+        </w:rPr>
+      </w:pPr>
+      <w:r>
+        <w:rPr>
+          <w:rFonts w:ascii="Arial" w:hAnsi="Arial" w:cs="Arial"/>
+          <w:sz w:val="22"/>
+          <w:szCs w:val="22"/>
+        </w:rPr>
+        <w:t>For simplicity of a demo, the enemies will only be able to do 1 attack. This will be a simple slash to the direction of the player</w:t>
+      </w:r>
+    </w:p>
+    <w:p>
+      <w:pPr>
+        <w:pStyle w:val="Heading3"/>
+      </w:pPr>
+      <w:bookmarkStart w:id="16" w:name="_Toc197605711"/>
+      <w:r>
+        <w:t>4.2.</w:t>
+      </w:r>
+      <w:r>
         <w:t>2</w:t>
       </w:r>
       <w:r>
-        <w:rPr>
-          <w:rFonts w:ascii="Arial" w:hAnsi="Arial" w:cs="Arial"/>
-          <w:b/>
-          <w:bCs/>
-        </w:rPr>
         <w:t xml:space="preserve"> </w:t>
       </w:r>
       <w:r>
-        <w:rPr>
-          <w:rFonts w:ascii="Arial" w:hAnsi="Arial" w:cs="Arial"/>
-          <w:b/>
-          <w:bCs/>
-          <w:u w:val="single"/>
-        </w:rPr>
-        <w:t>Scope</w:t>
-      </w:r>
-    </w:p>
-    <w:p>
-      <w:pPr>
-        <w:rPr>
-          <w:rFonts w:ascii="Arial" w:hAnsi="Arial" w:cs="Arial"/>
-          <w:sz w:val="22"/>
-          <w:szCs w:val="22"/>
-        </w:rPr>
-      </w:pPr>
-      <w:r>
-        <w:rPr>
-          <w:rFonts w:ascii="Arial" w:hAnsi="Arial" w:cs="Arial"/>
-          <w:sz w:val="22"/>
-          <w:szCs w:val="22"/>
-        </w:rPr>
-        <w:t>This document is to be read by anyone involved in the design of this game, as well as the testing</w:t>
-      </w:r>
-      <w:r>
-        <w:rPr>
-          <w:rFonts w:ascii="Arial" w:hAnsi="Arial" w:cs="Arial"/>
-          <w:sz w:val="22"/>
-          <w:szCs w:val="22"/>
-        </w:rPr>
-        <w:t xml:space="preserve"> of “QuatreFoil”.</w:t>
-      </w:r>
-    </w:p>
-    <w:p>
-      <w:pPr>
-        <w:rPr>
-          <w:rFonts w:ascii="Arial" w:hAnsi="Arial" w:cs="Arial"/>
-          <w:sz w:val="16"/>
-          <w:szCs w:val="16"/>
-        </w:rPr>
-      </w:pPr>
-    </w:p>
-    <w:p>
-      <w:pPr>
-        <w:rPr>
-          <w:rFonts w:ascii="Arial" w:hAnsi="Arial" w:cs="Arial"/>
-          <w:b/>
-          <w:bCs/>
-          <w:sz w:val="28"/>
-          <w:szCs w:val="28"/>
-          <w:u w:val="single"/>
-        </w:rPr>
-      </w:pPr>
-      <w:r>
-        <w:rPr>
-          <w:rFonts w:ascii="Arial" w:hAnsi="Arial" w:cs="Arial"/>
-          <w:b/>
-          <w:bCs/>
-          <w:sz w:val="28"/>
-          <w:szCs w:val="28"/>
-        </w:rPr>
-        <w:t>2</w:t>
-      </w:r>
-      <w:r>
-        <w:rPr>
-          <w:rFonts w:ascii="Arial" w:hAnsi="Arial" w:cs="Arial"/>
-          <w:b/>
-          <w:bCs/>
-          <w:sz w:val="28"/>
-          <w:szCs w:val="28"/>
-        </w:rPr>
-        <w:t>.</w:t>
-      </w:r>
-      <w:r>
-        <w:rPr>
-          <w:rFonts w:ascii="Arial" w:hAnsi="Arial" w:cs="Arial"/>
-          <w:b/>
-          <w:bCs/>
-          <w:sz w:val="28"/>
-          <w:szCs w:val="28"/>
-        </w:rPr>
-        <w:t xml:space="preserve"> </w:t>
-      </w:r>
-      <w:r>
-        <w:rPr>
-          <w:rFonts w:ascii="Arial" w:hAnsi="Arial" w:cs="Arial"/>
-          <w:b/>
-          <w:bCs/>
-          <w:sz w:val="28"/>
-          <w:szCs w:val="28"/>
-          <w:u w:val="single"/>
-        </w:rPr>
-        <w:t xml:space="preserve">Target </w:t>
-      </w:r>
-      <w:r>
-        <w:rPr>
-          <w:rFonts w:ascii="Arial" w:hAnsi="Arial" w:cs="Arial"/>
-          <w:b/>
-          <w:bCs/>
-          <w:sz w:val="28"/>
-          <w:szCs w:val="28"/>
-          <w:u w:val="single"/>
-        </w:rPr>
-        <w:t>system</w:t>
-      </w:r>
-    </w:p>
-    <w:p>
-      <w:pPr>
-        <w:rPr>
-          <w:rFonts w:ascii="Arial" w:hAnsi="Arial" w:cs="Arial"/>
-          <w:sz w:val="22"/>
-          <w:szCs w:val="22"/>
-        </w:rPr>
-      </w:pPr>
-      <w:r>
-        <w:rPr>
-          <w:rFonts w:ascii="Arial" w:hAnsi="Arial" w:cs="Arial"/>
-          <w:sz w:val="22"/>
-          <w:szCs w:val="22"/>
-        </w:rPr>
-        <w:t>“QuatreFoil” is only currently being developed for PC</w:t>
-      </w:r>
-      <w:r>
-        <w:rPr>
-          <w:rFonts w:ascii="Arial" w:hAnsi="Arial" w:cs="Arial"/>
-          <w:sz w:val="22"/>
-          <w:szCs w:val="22"/>
-        </w:rPr>
-        <w:t xml:space="preserve">. This includes, windows, </w:t>
-      </w:r>
-      <w:r>
-        <w:rPr>
-          <w:rFonts w:ascii="Arial" w:hAnsi="Arial" w:cs="Arial"/>
-          <w:sz w:val="22"/>
-          <w:szCs w:val="22"/>
-        </w:rPr>
-        <w:t>Linux</w:t>
-      </w:r>
-      <w:r>
-        <w:rPr>
-          <w:rFonts w:ascii="Arial" w:hAnsi="Arial" w:cs="Arial"/>
-          <w:sz w:val="22"/>
-          <w:szCs w:val="22"/>
-        </w:rPr>
-        <w:t xml:space="preserve"> and mac, due to the main component being </w:t>
-      </w:r>
-      <w:r>
-        <w:rPr>
-          <w:rFonts w:ascii="Arial" w:hAnsi="Arial" w:cs="Arial"/>
-          <w:sz w:val="22"/>
-          <w:szCs w:val="22"/>
-        </w:rPr>
-        <w:t>OpenGL</w:t>
-      </w:r>
-      <w:r>
-        <w:rPr>
-          <w:rFonts w:ascii="Arial" w:hAnsi="Arial" w:cs="Arial"/>
-          <w:sz w:val="22"/>
-          <w:szCs w:val="22"/>
-        </w:rPr>
-        <w:t>.</w:t>
-      </w:r>
-    </w:p>
-    <w:p>
-      <w:pPr>
-        <w:rPr>
-          <w:rFonts w:ascii="Arial" w:hAnsi="Arial" w:cs="Arial"/>
-          <w:b/>
-          <w:bCs/>
-          <w:u w:val="single"/>
-        </w:rPr>
-      </w:pPr>
-      <w:r>
-        <w:rPr>
-          <w:rFonts w:ascii="Arial" w:hAnsi="Arial" w:cs="Arial"/>
-          <w:b/>
-          <w:bCs/>
-        </w:rPr>
-        <w:t>2.</w:t>
-      </w:r>
-      <w:r>
-        <w:rPr>
-          <w:rFonts w:ascii="Arial" w:hAnsi="Arial" w:cs="Arial"/>
-          <w:b/>
-          <w:bCs/>
-        </w:rPr>
-        <w:t xml:space="preserve">1 </w:t>
-      </w:r>
-      <w:r>
-        <w:rPr>
-          <w:rFonts w:ascii="Arial" w:hAnsi="Arial" w:cs="Arial"/>
-          <w:b/>
-          <w:bCs/>
-          <w:u w:val="single"/>
-        </w:rPr>
-        <w:t>Game engine</w:t>
-      </w:r>
-    </w:p>
-    <w:p>
-      <w:pPr>
-        <w:rPr>
-          <w:rFonts w:ascii="Arial" w:hAnsi="Arial" w:cs="Arial"/>
-          <w:sz w:val="22"/>
-          <w:szCs w:val="22"/>
-        </w:rPr>
-      </w:pPr>
-      <w:r>
-        <w:rPr>
-          <w:rFonts w:ascii="Arial" w:hAnsi="Arial" w:cs="Arial"/>
-          <w:sz w:val="22"/>
-          <w:szCs w:val="22"/>
-        </w:rPr>
-        <w:t xml:space="preserve">As said earlier, the game will be </w:t>
-      </w:r>
-      <w:r>
-        <w:rPr>
-          <w:rFonts w:ascii="Arial" w:hAnsi="Arial" w:cs="Arial"/>
-          <w:sz w:val="22"/>
-          <w:szCs w:val="22"/>
-        </w:rPr>
-        <w:t>created as a demo for a game engine also named “QuatreFoil”</w:t>
-      </w:r>
-      <w:r>
-        <w:rPr>
-          <w:rFonts w:ascii="Arial" w:hAnsi="Arial" w:cs="Arial"/>
-          <w:sz w:val="22"/>
-          <w:szCs w:val="22"/>
-        </w:rPr>
-        <w:t xml:space="preserve">. It uses the OpenGL graphics API, version </w:t>
-      </w:r>
-      <w:r>
-        <w:rPr>
-          <w:rFonts w:ascii="Arial" w:hAnsi="Arial" w:cs="Arial"/>
-          <w:sz w:val="22"/>
-          <w:szCs w:val="22"/>
-        </w:rPr>
-        <w:t>4.6.</w:t>
-      </w:r>
-    </w:p>
-    <w:p>
-      <w:pPr>
-        <w:rPr>
-          <w:rFonts w:ascii="Arial" w:hAnsi="Arial" w:cs="Arial"/>
-          <w:sz w:val="22"/>
-          <w:szCs w:val="22"/>
-        </w:rPr>
-      </w:pPr>
-    </w:p>
-    <w:p>
-      <w:pPr>
-        <w:rPr>
-          <w:rFonts w:ascii="Arial" w:hAnsi="Arial" w:cs="Arial"/>
-          <w:b/>
-          <w:bCs/>
-          <w:sz w:val="28"/>
-          <w:szCs w:val="28"/>
-          <w:u w:val="single"/>
-        </w:rPr>
-      </w:pPr>
-      <w:r>
-        <w:rPr>
-          <w:rFonts w:ascii="Arial" w:hAnsi="Arial" w:cs="Arial"/>
-          <w:b/>
-          <w:bCs/>
-          <w:sz w:val="28"/>
-          <w:szCs w:val="28"/>
-        </w:rPr>
-        <w:t>3</w:t>
-      </w:r>
-      <w:r>
-        <w:rPr>
-          <w:rFonts w:ascii="Arial" w:hAnsi="Arial" w:cs="Arial"/>
-          <w:b/>
-          <w:bCs/>
-          <w:sz w:val="28"/>
-          <w:szCs w:val="28"/>
-        </w:rPr>
-        <w:t>.</w:t>
-      </w:r>
-      <w:r>
-        <w:rPr>
-          <w:rFonts w:ascii="Arial" w:hAnsi="Arial" w:cs="Arial"/>
-          <w:b/>
-          <w:bCs/>
-          <w:sz w:val="28"/>
-          <w:szCs w:val="28"/>
-        </w:rPr>
-        <w:t xml:space="preserve"> </w:t>
-      </w:r>
-      <w:r>
-        <w:rPr>
-          <w:rFonts w:ascii="Arial" w:hAnsi="Arial" w:cs="Arial"/>
-          <w:b/>
-          <w:bCs/>
-          <w:sz w:val="28"/>
-          <w:szCs w:val="28"/>
-          <w:u w:val="single"/>
-        </w:rPr>
-        <w:t>Specification</w:t>
-      </w:r>
-    </w:p>
-    <w:p>
-      <w:pPr>
-        <w:rPr>
-          <w:rFonts w:ascii="Arial" w:hAnsi="Arial" w:cs="Arial"/>
-          <w:b/>
-          <w:bCs/>
-          <w:u w:val="single"/>
-        </w:rPr>
-      </w:pPr>
-      <w:r>
-        <w:rPr>
-          <w:rFonts w:ascii="Arial" w:hAnsi="Arial" w:cs="Arial"/>
-          <w:b/>
-          <w:bCs/>
-        </w:rPr>
-        <w:t xml:space="preserve">3.1 </w:t>
-      </w:r>
-      <w:r>
-        <w:rPr>
-          <w:rFonts w:ascii="Arial" w:hAnsi="Arial" w:cs="Arial"/>
-          <w:b/>
-          <w:bCs/>
-          <w:u w:val="single"/>
-        </w:rPr>
-        <w:t>Basic concept</w:t>
-      </w:r>
-    </w:p>
-    <w:p>
-      <w:pPr>
-        <w:rPr>
-          <w:rFonts w:ascii="Arial" w:hAnsi="Arial" w:cs="Arial"/>
-          <w:sz w:val="22"/>
-          <w:szCs w:val="22"/>
-        </w:rPr>
-      </w:pPr>
-      <w:r>
-        <w:rPr>
-          <w:rFonts w:ascii="Arial" w:hAnsi="Arial" w:cs="Arial"/>
-          <w:sz w:val="22"/>
-          <w:szCs w:val="22"/>
-        </w:rPr>
-        <w:t>The concept of “QuatreFoil” exists to serve as a demo for the game engine.</w:t>
-      </w:r>
-      <w:r>
-        <w:rPr>
-          <w:rFonts w:ascii="Arial" w:hAnsi="Arial" w:cs="Arial"/>
-          <w:sz w:val="22"/>
-          <w:szCs w:val="22"/>
-        </w:rPr>
-        <w:t xml:space="preserve"> It will use most of the </w:t>
-      </w:r>
-      <w:r>
-        <w:rPr>
-          <w:rFonts w:ascii="Arial" w:hAnsi="Arial" w:cs="Arial"/>
-          <w:sz w:val="22"/>
-          <w:szCs w:val="22"/>
-        </w:rPr>
-        <w:t>engine’s</w:t>
-      </w:r>
-      <w:r>
-        <w:rPr>
-          <w:rFonts w:ascii="Arial" w:hAnsi="Arial" w:cs="Arial"/>
-          <w:sz w:val="22"/>
-          <w:szCs w:val="22"/>
-        </w:rPr>
-        <w:t xml:space="preserve"> features, mainly using the entity component system.</w:t>
-      </w:r>
-      <w:r>
-        <w:rPr>
-          <w:rFonts w:ascii="Arial" w:hAnsi="Arial" w:cs="Arial"/>
-          <w:sz w:val="22"/>
-          <w:szCs w:val="22"/>
-        </w:rPr>
-        <w:t xml:space="preserve"> </w:t>
-      </w:r>
-    </w:p>
-    <w:p>
-      <w:pPr>
-        <w:rPr>
-          <w:rFonts w:ascii="Arial" w:hAnsi="Arial" w:cs="Arial"/>
-          <w:b/>
-          <w:bCs/>
-          <w:u w:val="single"/>
-        </w:rPr>
-      </w:pPr>
-      <w:r>
-        <w:rPr>
-          <w:rFonts w:ascii="Arial" w:hAnsi="Arial" w:cs="Arial"/>
-          <w:b/>
-          <w:bCs/>
-        </w:rPr>
-        <w:t xml:space="preserve"> </w:t>
-      </w:r>
-      <w:r>
-        <w:rPr>
-          <w:rFonts w:ascii="Arial" w:hAnsi="Arial" w:cs="Arial"/>
-          <w:b/>
-          <w:bCs/>
-        </w:rPr>
-        <w:t xml:space="preserve">3.2 </w:t>
-      </w:r>
-      <w:r>
-        <w:rPr>
-          <w:rFonts w:ascii="Arial" w:hAnsi="Arial" w:cs="Arial"/>
-          <w:b/>
-          <w:bCs/>
-          <w:u w:val="single"/>
-        </w:rPr>
-        <w:t>Game world / structure</w:t>
-      </w:r>
-    </w:p>
-    <w:p>
-      <w:pPr>
-        <w:rPr>
-          <w:rFonts w:ascii="Arial" w:hAnsi="Arial" w:cs="Arial"/>
-          <w:sz w:val="22"/>
-          <w:szCs w:val="22"/>
-        </w:rPr>
-      </w:pPr>
-      <w:r>
-        <w:rPr>
-          <w:rFonts w:ascii="Arial" w:hAnsi="Arial" w:cs="Arial"/>
-          <w:sz w:val="22"/>
-          <w:szCs w:val="22"/>
-        </w:rPr>
-        <w:t xml:space="preserve">The </w:t>
-      </w:r>
-      <w:r>
-        <w:rPr>
-          <w:rFonts w:ascii="Arial" w:hAnsi="Arial" w:cs="Arial"/>
-          <w:sz w:val="22"/>
-          <w:szCs w:val="22"/>
-        </w:rPr>
-        <w:t>world will exist entirely in 1 level. There will be a main menu system to enter the game, and then the game can be played after that.</w:t>
-      </w:r>
-      <w:r>
-        <w:rPr>
-          <w:rFonts w:ascii="Arial" w:hAnsi="Arial" w:cs="Arial"/>
-          <w:sz w:val="22"/>
-          <w:szCs w:val="22"/>
-        </w:rPr>
-        <w:t xml:space="preserve"> To get to the end, certain enemies will have to be defeated. Due to this game being a demo, the size of the game will be small, only allowing 5-10 minutes of gameplay.</w:t>
-      </w:r>
-    </w:p>
-    <w:p>
-      <w:pPr>
-        <w:rPr>
-          <w:rFonts w:ascii="Arial" w:hAnsi="Arial" w:cs="Arial"/>
-          <w:b/>
-          <w:bCs/>
-          <w:u w:val="single"/>
-        </w:rPr>
-      </w:pPr>
-      <w:r>
-        <w:rPr>
-          <w:rFonts w:ascii="Arial" w:hAnsi="Arial" w:cs="Arial"/>
-          <w:b/>
-          <w:bCs/>
-        </w:rPr>
-        <w:t xml:space="preserve">3.3 </w:t>
-      </w:r>
-      <w:r>
-        <w:rPr>
-          <w:rFonts w:ascii="Arial" w:hAnsi="Arial" w:cs="Arial"/>
-          <w:b/>
-          <w:bCs/>
-          <w:u w:val="single"/>
-        </w:rPr>
-        <w:t>Players</w:t>
-      </w:r>
-    </w:p>
-    <w:p>
-      <w:pPr>
-        <w:rPr>
-          <w:rFonts w:ascii="Arial" w:hAnsi="Arial" w:cs="Arial"/>
-          <w:sz w:val="22"/>
-          <w:szCs w:val="22"/>
-        </w:rPr>
-      </w:pPr>
-      <w:r>
-        <w:rPr>
-          <w:rFonts w:ascii="Arial" w:hAnsi="Arial" w:cs="Arial"/>
-          <w:sz w:val="22"/>
-          <w:szCs w:val="22"/>
-        </w:rPr>
-        <w:t xml:space="preserve">This game will only be single player. Enemies will be controlled by AI. Players can control the character using rudimentary keyboard controls </w:t>
-      </w:r>
-      <w:r>
-        <w:rPr>
-          <w:rFonts w:ascii="Arial" w:hAnsi="Arial" w:cs="Arial"/>
-          <w:sz w:val="22"/>
-          <w:szCs w:val="22"/>
-        </w:rPr>
-        <w:t>e.g</w:t>
-      </w:r>
-      <w:r>
-        <w:rPr>
-          <w:rFonts w:ascii="Arial" w:hAnsi="Arial" w:cs="Arial"/>
-          <w:sz w:val="22"/>
-          <w:szCs w:val="22"/>
-        </w:rPr>
-        <w:t>.</w:t>
-      </w:r>
-      <w:r>
-        <w:rPr>
-          <w:rFonts w:ascii="Arial" w:hAnsi="Arial" w:cs="Arial"/>
-          <w:sz w:val="22"/>
-          <w:szCs w:val="22"/>
-        </w:rPr>
-        <w:t xml:space="preserve"> wasd and arrow keys.</w:t>
-      </w:r>
-    </w:p>
-    <w:p>
-      <w:pPr>
-        <w:rPr>
-          <w:rFonts w:ascii="Arial" w:hAnsi="Arial" w:cs="Arial"/>
-          <w:b/>
-          <w:bCs/>
-        </w:rPr>
-      </w:pPr>
-    </w:p>
-    <w:p>
-      <w:pPr>
-        <w:rPr>
-          <w:rFonts w:ascii="Arial" w:hAnsi="Arial" w:cs="Arial"/>
-          <w:b/>
-          <w:bCs/>
-          <w:u w:val="single"/>
-        </w:rPr>
-      </w:pPr>
-      <w:r>
-        <w:rPr>
-          <w:rFonts w:ascii="Arial" w:hAnsi="Arial" w:cs="Arial"/>
-          <w:b/>
-          <w:bCs/>
-        </w:rPr>
-        <w:lastRenderedPageBreak/>
-        <w:t>3.4</w:t>
-      </w:r>
-      <w:r>
-        <w:rPr>
-          <w:rFonts w:ascii="Arial" w:hAnsi="Arial" w:cs="Arial"/>
-          <w:b/>
-          <w:bCs/>
-        </w:rPr>
-        <w:t xml:space="preserve"> </w:t>
-      </w:r>
-      <w:r>
-        <w:rPr>
-          <w:rFonts w:ascii="Arial" w:hAnsi="Arial" w:cs="Arial"/>
-          <w:b/>
-          <w:bCs/>
-          <w:u w:val="single"/>
-        </w:rPr>
-        <w:t>Player actions</w:t>
-      </w:r>
-    </w:p>
-    <w:p>
-      <w:pPr>
-        <w:rPr>
-          <w:rFonts w:ascii="Arial" w:hAnsi="Arial" w:cs="Arial"/>
-          <w:sz w:val="22"/>
-          <w:szCs w:val="22"/>
-        </w:rPr>
-      </w:pPr>
-      <w:r>
-        <w:rPr>
-          <w:rFonts w:ascii="Arial" w:hAnsi="Arial" w:cs="Arial"/>
-          <w:sz w:val="22"/>
-          <w:szCs w:val="22"/>
-        </w:rPr>
-        <w:t xml:space="preserve">Using the keyboard, a and d will allow the player to move left and </w:t>
-      </w:r>
-      <w:r>
-        <w:rPr>
-          <w:rFonts w:ascii="Arial" w:hAnsi="Arial" w:cs="Arial"/>
-          <w:sz w:val="22"/>
-          <w:szCs w:val="22"/>
-        </w:rPr>
-        <w:t>right respectively</w:t>
-      </w:r>
-      <w:r>
-        <w:rPr>
-          <w:rFonts w:ascii="Arial" w:hAnsi="Arial" w:cs="Arial"/>
-          <w:sz w:val="22"/>
-          <w:szCs w:val="22"/>
-        </w:rPr>
-        <w:t>, while using the arrow keys will allow directional</w:t>
-      </w:r>
-      <w:r>
-        <w:rPr>
-          <w:rFonts w:ascii="Arial" w:hAnsi="Arial" w:cs="Arial"/>
-          <w:sz w:val="22"/>
-          <w:szCs w:val="22"/>
-        </w:rPr>
-        <w:t xml:space="preserve"> attacks. All attacks will be a close range ‘slash’ that can be combined into each other.</w:t>
-      </w:r>
-      <w:r>
-        <w:rPr>
-          <w:rFonts w:ascii="Arial" w:hAnsi="Arial" w:cs="Arial"/>
-          <w:sz w:val="22"/>
-          <w:szCs w:val="22"/>
-        </w:rPr>
-        <w:t xml:space="preserve"> Such as an up attack followed by a down attack will complete a ‘waterfall’ attack, where they slash from the top down, rather than just doing down slash at the players feet afterwards.</w:t>
-      </w:r>
-    </w:p>
-    <w:p>
-      <w:pPr>
-        <w:rPr>
-          <w:rFonts w:ascii="Arial" w:hAnsi="Arial" w:cs="Arial"/>
-          <w:b/>
-          <w:bCs/>
-          <w:u w:val="single"/>
-        </w:rPr>
-      </w:pPr>
-      <w:r>
-        <w:rPr>
-          <w:rFonts w:ascii="Arial" w:hAnsi="Arial" w:cs="Arial"/>
-          <w:b/>
-          <w:bCs/>
-        </w:rPr>
-        <w:t xml:space="preserve">3.5 </w:t>
-      </w:r>
-      <w:r>
-        <w:rPr>
-          <w:rFonts w:ascii="Arial" w:hAnsi="Arial" w:cs="Arial"/>
-          <w:b/>
-          <w:bCs/>
-          <w:u w:val="single"/>
-        </w:rPr>
-        <w:t>Objectives</w:t>
-      </w:r>
-    </w:p>
-    <w:p>
-      <w:pPr>
-        <w:rPr>
-          <w:rFonts w:ascii="Arial" w:hAnsi="Arial" w:cs="Arial"/>
-          <w:sz w:val="22"/>
-          <w:szCs w:val="22"/>
-        </w:rPr>
-      </w:pPr>
-      <w:r>
-        <w:rPr>
-          <w:rFonts w:ascii="Arial" w:hAnsi="Arial" w:cs="Arial"/>
-          <w:sz w:val="22"/>
-          <w:szCs w:val="22"/>
-        </w:rPr>
-        <w:t>The main objective will be for the player to discover new attacks, as well as progress through the level to the end, where the game ends upon killing the last enemy.</w:t>
-      </w:r>
-    </w:p>
-    <w:p>
-      <w:pPr>
-        <w:rPr>
-          <w:rFonts w:ascii="Arial" w:hAnsi="Arial" w:cs="Arial"/>
-          <w:b/>
-          <w:bCs/>
-          <w:u w:val="single"/>
-        </w:rPr>
-      </w:pPr>
-      <w:r>
-        <w:rPr>
-          <w:rFonts w:ascii="Arial" w:hAnsi="Arial" w:cs="Arial"/>
-          <w:b/>
-          <w:bCs/>
-        </w:rPr>
-        <w:t xml:space="preserve">3.6 </w:t>
-      </w:r>
-      <w:r>
-        <w:rPr>
-          <w:rFonts w:ascii="Arial" w:hAnsi="Arial" w:cs="Arial"/>
-          <w:b/>
-          <w:bCs/>
-          <w:u w:val="single"/>
-        </w:rPr>
-        <w:t>Graphics</w:t>
-      </w:r>
-    </w:p>
-    <w:p>
-      <w:pPr>
-        <w:rPr>
-          <w:rFonts w:ascii="Arial" w:hAnsi="Arial" w:cs="Arial"/>
-          <w:sz w:val="22"/>
-          <w:szCs w:val="22"/>
-        </w:rPr>
-      </w:pPr>
-      <w:r>
-        <w:rPr>
-          <w:rFonts w:ascii="Arial" w:hAnsi="Arial" w:cs="Arial"/>
-          <w:sz w:val="22"/>
-          <w:szCs w:val="22"/>
-        </w:rPr>
-        <w:t>The world is set in a 2D plane</w:t>
-      </w:r>
-      <w:r>
-        <w:rPr>
-          <w:rFonts w:ascii="Arial" w:hAnsi="Arial" w:cs="Arial"/>
-          <w:sz w:val="22"/>
-          <w:szCs w:val="22"/>
-        </w:rPr>
-        <w:t xml:space="preserve">. </w:t>
-      </w:r>
-      <w:r>
-        <w:rPr>
-          <w:rFonts w:ascii="Arial" w:hAnsi="Arial" w:cs="Arial"/>
-          <w:sz w:val="22"/>
-          <w:szCs w:val="22"/>
-        </w:rPr>
-        <w:t>The world will be in a cave setting, with organic lights dotted around. The camera will follow on the x plane where the player is. Currently for the demo there is no verticality set for the game so a y plane tracking is unnecessary, but a feature that can be implemented tin the future.</w:t>
-      </w:r>
-      <w:r>
-        <w:rPr>
-          <w:rFonts w:ascii="Arial" w:hAnsi="Arial" w:cs="Arial"/>
-          <w:sz w:val="22"/>
-          <w:szCs w:val="22"/>
-        </w:rPr>
-        <w:t xml:space="preserve"> At all times, the camera will follow the player, even during the menu screen, as it will just be an overlay of the world, with physics simulation </w:t>
-      </w:r>
-      <w:r>
-        <w:rPr>
-          <w:rFonts w:ascii="Arial" w:hAnsi="Arial" w:cs="Arial"/>
-          <w:sz w:val="22"/>
-          <w:szCs w:val="22"/>
-        </w:rPr>
-        <w:t>paused</w:t>
-      </w:r>
-      <w:r>
-        <w:rPr>
-          <w:rFonts w:ascii="Arial" w:hAnsi="Arial" w:cs="Arial"/>
-          <w:sz w:val="22"/>
-          <w:szCs w:val="22"/>
-        </w:rPr>
-        <w:t xml:space="preserve"> in the </w:t>
-      </w:r>
-      <w:r>
-        <w:rPr>
-          <w:rFonts w:ascii="Arial" w:hAnsi="Arial" w:cs="Arial"/>
-          <w:sz w:val="22"/>
-          <w:szCs w:val="22"/>
-        </w:rPr>
-        <w:t>background</w:t>
-      </w:r>
-      <w:r>
-        <w:rPr>
-          <w:rFonts w:ascii="Arial" w:hAnsi="Arial" w:cs="Arial"/>
-          <w:sz w:val="22"/>
-          <w:szCs w:val="22"/>
-        </w:rPr>
-        <w:t>.</w:t>
-      </w:r>
-    </w:p>
-    <w:p>
-      <w:pPr>
-        <w:rPr>
-          <w:rFonts w:ascii="Arial" w:hAnsi="Arial" w:cs="Arial"/>
-          <w:b/>
-          <w:bCs/>
-          <w:u w:val="single"/>
-        </w:rPr>
-      </w:pPr>
-      <w:r>
-        <w:rPr>
-          <w:rFonts w:ascii="Arial" w:hAnsi="Arial" w:cs="Arial"/>
-          <w:b/>
-          <w:bCs/>
-        </w:rPr>
-        <w:t xml:space="preserve">3.6.1 </w:t>
-      </w:r>
-      <w:r>
-        <w:rPr>
-          <w:rFonts w:ascii="Arial" w:hAnsi="Arial" w:cs="Arial"/>
-          <w:b/>
-          <w:bCs/>
-          <w:u w:val="single"/>
-        </w:rPr>
-        <w:t>Sprites</w:t>
-      </w:r>
-    </w:p>
-    <w:p>
-      <w:pPr>
-        <w:rPr>
-          <w:rFonts w:ascii="Arial" w:hAnsi="Arial" w:cs="Arial"/>
-          <w:sz w:val="22"/>
-          <w:szCs w:val="22"/>
-        </w:rPr>
-      </w:pPr>
-      <w:r>
-        <w:rPr>
-          <w:rFonts w:ascii="Arial" w:hAnsi="Arial" w:cs="Arial"/>
-          <w:sz w:val="22"/>
-          <w:szCs w:val="22"/>
-        </w:rPr>
-        <w:t>Only a few sprites will be made, such as the player, small effects, the enemy and the background</w:t>
-      </w:r>
-      <w:r>
-        <w:rPr>
-          <w:rFonts w:ascii="Arial" w:hAnsi="Arial" w:cs="Arial"/>
-          <w:sz w:val="22"/>
-          <w:szCs w:val="22"/>
-        </w:rPr>
-        <w:t>.</w:t>
-      </w:r>
-    </w:p>
-    <w:p>
-      <w:pPr>
-        <w:rPr>
-          <w:rFonts w:ascii="Arial" w:hAnsi="Arial" w:cs="Arial"/>
-          <w:b/>
-          <w:bCs/>
-          <w:sz w:val="28"/>
-          <w:szCs w:val="28"/>
-          <w:u w:val="single"/>
-        </w:rPr>
-      </w:pPr>
-      <w:r>
-        <w:rPr>
-          <w:rFonts w:ascii="Arial" w:hAnsi="Arial" w:cs="Arial"/>
-          <w:b/>
-          <w:bCs/>
-          <w:sz w:val="28"/>
-          <w:szCs w:val="28"/>
-        </w:rPr>
-        <w:t xml:space="preserve">4. </w:t>
-      </w:r>
-      <w:r>
-        <w:rPr>
-          <w:rFonts w:ascii="Arial" w:hAnsi="Arial" w:cs="Arial"/>
-          <w:b/>
-          <w:bCs/>
-          <w:sz w:val="28"/>
-          <w:szCs w:val="28"/>
-          <w:u w:val="single"/>
-        </w:rPr>
-        <w:t>Gameplay</w:t>
-      </w:r>
-    </w:p>
-    <w:p>
-      <w:pPr>
-        <w:rPr>
-          <w:rFonts w:ascii="Arial" w:hAnsi="Arial" w:cs="Arial"/>
-          <w:b/>
-          <w:bCs/>
-          <w:u w:val="single"/>
-        </w:rPr>
-      </w:pPr>
-      <w:r>
-        <w:rPr>
-          <w:rFonts w:ascii="Arial" w:hAnsi="Arial" w:cs="Arial"/>
-          <w:b/>
-          <w:bCs/>
-        </w:rPr>
-        <w:t xml:space="preserve">4.1 </w:t>
-      </w:r>
-      <w:r>
-        <w:rPr>
-          <w:rFonts w:ascii="Arial" w:hAnsi="Arial" w:cs="Arial"/>
-          <w:b/>
-          <w:bCs/>
-          <w:u w:val="single"/>
-        </w:rPr>
-        <w:t>World</w:t>
-      </w:r>
-    </w:p>
-    <w:p>
-      <w:pPr>
-        <w:rPr>
-          <w:rFonts w:ascii="Arial" w:hAnsi="Arial" w:cs="Arial"/>
-          <w:sz w:val="22"/>
-          <w:szCs w:val="22"/>
-        </w:rPr>
-      </w:pPr>
-      <w:r>
-        <w:rPr>
-          <w:rFonts w:ascii="Arial" w:hAnsi="Arial" w:cs="Arial"/>
-          <w:sz w:val="22"/>
-          <w:szCs w:val="22"/>
-        </w:rPr>
-        <w:t xml:space="preserve">The game will exist entirely within </w:t>
-      </w:r>
-      <w:r>
-        <w:rPr>
-          <w:rFonts w:ascii="Arial" w:hAnsi="Arial" w:cs="Arial"/>
-          <w:sz w:val="22"/>
-          <w:szCs w:val="22"/>
-        </w:rPr>
-        <w:t>a small cave featuring organic lights from plants, and a soft ambient light in order to not make the scene too dark.</w:t>
-      </w:r>
-      <w:r>
-        <w:rPr>
-          <w:rFonts w:ascii="Arial" w:hAnsi="Arial" w:cs="Arial"/>
-          <w:sz w:val="22"/>
-          <w:szCs w:val="22"/>
-        </w:rPr>
-        <w:t xml:space="preserve"> This will be completed by running a rendering a light pass over the existing frame to make areas lighter/darker based on sources of light.</w:t>
-      </w:r>
-    </w:p>
-    <w:p>
-      <w:pPr>
-        <w:rPr>
-          <w:rFonts w:ascii="Arial" w:hAnsi="Arial" w:cs="Arial"/>
-          <w:b/>
-          <w:bCs/>
-          <w:u w:val="single"/>
-        </w:rPr>
-      </w:pPr>
-      <w:r>
-        <w:rPr>
-          <w:rFonts w:ascii="Arial" w:hAnsi="Arial" w:cs="Arial"/>
-          <w:b/>
-          <w:bCs/>
-        </w:rPr>
-        <w:t xml:space="preserve">4.2 </w:t>
-      </w:r>
-      <w:r>
-        <w:rPr>
-          <w:rFonts w:ascii="Arial" w:hAnsi="Arial" w:cs="Arial"/>
-          <w:b/>
-          <w:bCs/>
-          <w:u w:val="single"/>
-        </w:rPr>
-        <w:t>Combat</w:t>
-      </w:r>
-    </w:p>
-    <w:p>
-      <w:pPr>
-        <w:rPr>
-          <w:rFonts w:ascii="Arial" w:hAnsi="Arial" w:cs="Arial"/>
-          <w:sz w:val="22"/>
-          <w:szCs w:val="22"/>
-        </w:rPr>
-      </w:pPr>
-      <w:r>
-        <w:rPr>
-          <w:rFonts w:ascii="Arial" w:hAnsi="Arial" w:cs="Arial"/>
-          <w:sz w:val="22"/>
-          <w:szCs w:val="22"/>
-        </w:rPr>
-        <w:t xml:space="preserve">Combat from the player and enemies will be vastly different. </w:t>
-      </w:r>
-    </w:p>
-    <w:p>
-      <w:pPr>
-        <w:rPr>
-          <w:rFonts w:ascii="Arial" w:hAnsi="Arial" w:cs="Arial"/>
-          <w:b/>
-          <w:bCs/>
-        </w:rPr>
-      </w:pPr>
-      <w:r>
-        <w:rPr>
-          <w:rFonts w:ascii="Arial" w:hAnsi="Arial" w:cs="Arial"/>
-          <w:b/>
-          <w:bCs/>
-        </w:rPr>
-        <w:t xml:space="preserve">4.2.1 </w:t>
-      </w:r>
-      <w:r>
-        <w:rPr>
-          <w:rFonts w:ascii="Arial" w:hAnsi="Arial" w:cs="Arial"/>
-          <w:b/>
-          <w:bCs/>
-          <w:u w:val="single"/>
-        </w:rPr>
-        <w:t>Enemy</w:t>
-      </w:r>
-      <w:r>
-        <w:rPr>
-          <w:rFonts w:ascii="Arial" w:hAnsi="Arial" w:cs="Arial"/>
-          <w:b/>
-          <w:bCs/>
-        </w:rPr>
-        <w:t xml:space="preserve"> </w:t>
-      </w:r>
-    </w:p>
-    <w:p>
-      <w:pPr>
-        <w:rPr>
-          <w:rFonts w:ascii="Arial" w:hAnsi="Arial" w:cs="Arial"/>
-          <w:sz w:val="22"/>
-          <w:szCs w:val="22"/>
-        </w:rPr>
-      </w:pPr>
-      <w:r>
-        <w:rPr>
-          <w:rFonts w:ascii="Arial" w:hAnsi="Arial" w:cs="Arial"/>
-          <w:sz w:val="22"/>
-          <w:szCs w:val="22"/>
-        </w:rPr>
-        <w:t>For simplicity of a demo, the enemies will only be able to do 1 attack. This will be a simple slash to the direction of the player</w:t>
-      </w:r>
-    </w:p>
-    <w:p>
-      <w:pPr>
-        <w:rPr>
-          <w:rFonts w:ascii="Arial" w:hAnsi="Arial" w:cs="Arial"/>
-          <w:b/>
-          <w:bCs/>
-          <w:u w:val="single"/>
-        </w:rPr>
-      </w:pPr>
-      <w:r>
-        <w:rPr>
-          <w:rFonts w:ascii="Arial" w:hAnsi="Arial" w:cs="Arial"/>
-          <w:b/>
-          <w:bCs/>
-        </w:rPr>
-        <w:t>4.2.</w:t>
-      </w:r>
-      <w:r>
-        <w:rPr>
-          <w:rFonts w:ascii="Arial" w:hAnsi="Arial" w:cs="Arial"/>
-          <w:b/>
-          <w:bCs/>
-        </w:rPr>
-        <w:t>2</w:t>
-      </w:r>
-      <w:r>
-        <w:rPr>
-          <w:rFonts w:ascii="Arial" w:hAnsi="Arial" w:cs="Arial"/>
-          <w:b/>
-          <w:bCs/>
-        </w:rPr>
-        <w:t xml:space="preserve"> </w:t>
-      </w:r>
-      <w:r>
-        <w:rPr>
-          <w:rFonts w:ascii="Arial" w:hAnsi="Arial" w:cs="Arial"/>
-          <w:b/>
-          <w:bCs/>
-          <w:u w:val="single"/>
-        </w:rPr>
         <w:t>Player</w:t>
       </w:r>
+      <w:bookmarkEnd w:id="16"/>
     </w:p>
     <w:p>
       <w:pPr>
@@ -1455,16 +2877,24 @@
           <w:sz w:val="22"/>
           <w:szCs w:val="22"/>
         </w:rPr>
+        <w:t>These attacks if performed on their own, simply slash a sword in the direction of the arrow key. If the right arrow key is pressed, the player will attack to the right.</w:t>
+      </w:r>
+      <w:r>
+        <w:rPr>
+          <w:rFonts w:ascii="Arial" w:hAnsi="Arial" w:cs="Arial"/>
+          <w:sz w:val="22"/>
+          <w:szCs w:val="22"/>
+        </w:rPr>
+        <w:t xml:space="preserve"> However, from a </w:t>
+      </w:r>
+      <w:r>
+        <w:rPr>
+          <w:rFonts w:ascii="Arial" w:hAnsi="Arial" w:cs="Arial"/>
+          <w:sz w:val="22"/>
+          <w:szCs w:val="22"/>
+        </w:rPr>
         <w:lastRenderedPageBreak/>
-        <w:t>These attacks if performed on their own, simply slash a sword in the direction of the arrow key. If the right arrow key is pressed, the player will attack to the right.</w:t>
-      </w:r>
-      <w:r>
-        <w:rPr>
-          <w:rFonts w:ascii="Arial" w:hAnsi="Arial" w:cs="Arial"/>
-          <w:sz w:val="22"/>
-          <w:szCs w:val="22"/>
-        </w:rPr>
-        <w:t xml:space="preserve"> However, from a predetermined list of ‘combos’ the player can </w:t>
+        <w:t xml:space="preserve">predetermined list of ‘combos’ the player can </w:t>
       </w:r>
       <w:r>
         <w:rPr>
@@ -1512,7 +2942,35 @@
           <w:sz w:val="22"/>
           <w:szCs w:val="22"/>
         </w:rPr>
-        <w:t xml:space="preserve"> how combos are handled in fighter games like Mortal Kombat</w:t>
+        <w:t xml:space="preserve"> how combos are handled in fighter games like </w:t>
+      </w:r>
+      <w:r>
+        <w:rPr>
+          <w:rFonts w:ascii="Arial" w:hAnsi="Arial" w:cs="Arial"/>
+          <w:i/>
+          <w:iCs/>
+          <w:sz w:val="22"/>
+          <w:szCs w:val="22"/>
+        </w:rPr>
+        <w:t>Mortal Kombat</w:t>
+      </w:r>
+      <w:r>
+        <w:rPr>
+          <w:rFonts w:ascii="Arial" w:hAnsi="Arial" w:cs="Arial"/>
+          <w:i/>
+          <w:iCs/>
+          <w:sz w:val="22"/>
+          <w:szCs w:val="22"/>
+        </w:rPr>
+        <w:t xml:space="preserve"> </w:t>
+      </w:r>
+      <w:r>
+        <w:rPr>
+          <w:rFonts w:ascii="Arial" w:hAnsi="Arial" w:cs="Arial"/>
+          <w:sz w:val="22"/>
+          <w:szCs w:val="22"/>
+        </w:rPr>
+        <w:t>[1]</w:t>
       </w:r>
       <w:r>
         <w:rPr>
@@ -1534,63 +2992,23 @@
     </w:p>
     <w:p>
       <w:pPr>
-        <w:rPr>
-          <w:rFonts w:ascii="Arial" w:hAnsi="Arial" w:cs="Arial"/>
-          <w:b/>
-          <w:bCs/>
-          <w:sz w:val="28"/>
-          <w:szCs w:val="28"/>
-          <w:u w:val="single"/>
-        </w:rPr>
-      </w:pPr>
-      <w:r>
-        <w:rPr>
-          <w:rFonts w:ascii="Arial" w:hAnsi="Arial" w:cs="Arial"/>
-          <w:b/>
-          <w:bCs/>
-          <w:sz w:val="28"/>
-          <w:szCs w:val="28"/>
-        </w:rPr>
-        <w:t xml:space="preserve">5. </w:t>
-      </w:r>
-      <w:r>
-        <w:rPr>
-          <w:rFonts w:ascii="Arial" w:hAnsi="Arial" w:cs="Arial"/>
-          <w:b/>
-          <w:bCs/>
-          <w:sz w:val="28"/>
-          <w:szCs w:val="28"/>
-          <w:u w:val="single"/>
-        </w:rPr>
-        <w:t>User interface</w:t>
-      </w:r>
-    </w:p>
-    <w:p>
-      <w:pPr>
-        <w:rPr>
-          <w:rFonts w:ascii="Arial" w:hAnsi="Arial" w:cs="Arial"/>
-          <w:b/>
-          <w:bCs/>
-          <w:u w:val="single"/>
-        </w:rPr>
-      </w:pPr>
-      <w:r>
-        <w:rPr>
-          <w:rFonts w:ascii="Arial" w:hAnsi="Arial" w:cs="Arial"/>
-          <w:b/>
-          <w:bCs/>
-        </w:rPr>
-        <w:t xml:space="preserve">5.1 </w:t>
-      </w:r>
-      <w:r>
-        <w:rPr>
-          <w:rFonts w:ascii="Arial" w:hAnsi="Arial" w:cs="Arial"/>
-          <w:b/>
-          <w:bCs/>
-          <w:u w:val="single"/>
-        </w:rPr>
-        <w:t>Menu</w:t>
-      </w:r>
+        <w:pStyle w:val="Heading1"/>
+      </w:pPr>
+      <w:bookmarkStart w:id="17" w:name="_Toc197605712"/>
+      <w:r>
+        <w:t>5. User interface</w:t>
+      </w:r>
+      <w:bookmarkEnd w:id="17"/>
+    </w:p>
+    <w:p>
+      <w:pPr>
+        <w:pStyle w:val="Heading2"/>
+      </w:pPr>
+      <w:bookmarkStart w:id="18" w:name="_Toc197605713"/>
+      <w:r>
+        <w:t>5.1 Menu</w:t>
+      </w:r>
+      <w:bookmarkEnd w:id="18"/>
     </w:p>
     <w:p>
       <w:pPr>
@@ -1611,30 +3029,13 @@
     </w:p>
     <w:p>
       <w:pPr>
-        <w:rPr>
-          <w:rFonts w:ascii="Arial" w:hAnsi="Arial" w:cs="Arial"/>
-          <w:b/>
-          <w:bCs/>
-          <w:u w:val="single"/>
-        </w:rPr>
-      </w:pPr>
-      <w:r>
-        <w:rPr>
-          <w:rFonts w:ascii="Arial" w:hAnsi="Arial" w:cs="Arial"/>
-          <w:b/>
-          <w:bCs/>
-        </w:rPr>
-        <w:t xml:space="preserve">5.2 </w:t>
-      </w:r>
-      <w:r>
-        <w:rPr>
-          <w:rFonts w:ascii="Arial" w:hAnsi="Arial" w:cs="Arial"/>
-          <w:b/>
-          <w:bCs/>
-          <w:u w:val="single"/>
-        </w:rPr>
-        <w:t>During game</w:t>
-      </w:r>
+        <w:pStyle w:val="Heading2"/>
+      </w:pPr>
+      <w:bookmarkStart w:id="19" w:name="_Toc197605714"/>
+      <w:r>
+        <w:t>5.2 During game</w:t>
+      </w:r>
+      <w:bookmarkEnd w:id="19"/>
     </w:p>
     <w:p>
       <w:pPr>
@@ -1712,73 +3113,23 @@
     </w:p>
     <w:p>
       <w:pPr>
-        <w:rPr>
-          <w:rFonts w:ascii="Arial" w:hAnsi="Arial" w:cs="Arial"/>
-          <w:b/>
-          <w:bCs/>
-          <w:sz w:val="28"/>
-          <w:szCs w:val="28"/>
-          <w:u w:val="single"/>
-        </w:rPr>
-      </w:pPr>
-      <w:r>
-        <w:rPr>
-          <w:rFonts w:ascii="Arial" w:hAnsi="Arial" w:cs="Arial"/>
-          <w:b/>
-          <w:bCs/>
-          <w:sz w:val="28"/>
-          <w:szCs w:val="28"/>
-        </w:rPr>
-        <w:t>6</w:t>
-      </w:r>
-      <w:r>
-        <w:rPr>
-          <w:rFonts w:ascii="Arial" w:hAnsi="Arial" w:cs="Arial"/>
-          <w:b/>
-          <w:bCs/>
-          <w:sz w:val="28"/>
-          <w:szCs w:val="28"/>
-        </w:rPr>
-        <w:t xml:space="preserve">. </w:t>
-      </w:r>
-      <w:r>
-        <w:rPr>
-          <w:rFonts w:ascii="Arial" w:hAnsi="Arial" w:cs="Arial"/>
-          <w:b/>
-          <w:bCs/>
-          <w:sz w:val="28"/>
-          <w:szCs w:val="28"/>
-          <w:u w:val="single"/>
-        </w:rPr>
-        <w:t>Development</w:t>
-      </w:r>
-    </w:p>
-    <w:p>
-      <w:pPr>
-        <w:rPr>
-          <w:rFonts w:ascii="Arial" w:hAnsi="Arial" w:cs="Arial"/>
-          <w:b/>
-          <w:bCs/>
-          <w:u w:val="single"/>
-        </w:rPr>
-      </w:pPr>
-      <w:r>
-        <w:rPr>
-          <w:rFonts w:ascii="Arial" w:hAnsi="Arial" w:cs="Arial"/>
-          <w:b/>
-          <w:bCs/>
-        </w:rPr>
-        <w:t xml:space="preserve">6.1 </w:t>
-      </w:r>
-      <w:r>
-        <w:rPr>
-          <w:rFonts w:ascii="Arial" w:hAnsi="Arial" w:cs="Arial"/>
-          <w:b/>
-          <w:bCs/>
-          <w:u w:val="single"/>
-        </w:rPr>
-        <w:t>Editor</w:t>
-      </w:r>
+        <w:pStyle w:val="Heading1"/>
+      </w:pPr>
+      <w:bookmarkStart w:id="20" w:name="_Toc197605715"/>
+      <w:r>
+        <w:t>6. Development</w:t>
+      </w:r>
+      <w:bookmarkEnd w:id="20"/>
+    </w:p>
+    <w:p>
+      <w:pPr>
+        <w:pStyle w:val="Heading2"/>
+      </w:pPr>
+      <w:bookmarkStart w:id="21" w:name="_Toc197605716"/>
+      <w:r>
+        <w:t>6.1 Editor</w:t>
+      </w:r>
+      <w:bookmarkEnd w:id="21"/>
     </w:p>
     <w:p>
       <w:pPr>
@@ -1812,6 +3163,295 @@
         </w:rPr>
         <w:t xml:space="preserve"> Blocks and objects can be placed via this editor and due to using and entity component system, unique scripts can be ran depending on what is needed, for example, a unique attack script for the player.</w:t>
       </w:r>
+    </w:p>
+    <w:p>
+      <w:pPr>
+        <w:pStyle w:val="Heading1"/>
+      </w:pPr>
+      <w:bookmarkStart w:id="22" w:name="_Toc197605717"/>
+      <w:r>
+        <w:t>7. Bibliography</w:t>
+      </w:r>
+      <w:bookmarkEnd w:id="22"/>
+    </w:p>
+    <w:p>
+      <w:pPr>
+        <w:rPr>
+          <w:rFonts w:ascii="Arial" w:hAnsi="Arial" w:cs="Arial"/>
+          <w:sz w:val="22"/>
+          <w:szCs w:val="22"/>
+        </w:rPr>
+      </w:pPr>
+      <w:r>
+        <w:rPr>
+          <w:rFonts w:ascii="Arial" w:hAnsi="Arial" w:cs="Arial"/>
+          <w:sz w:val="22"/>
+          <w:szCs w:val="22"/>
+        </w:rPr>
+        <w:t xml:space="preserve">[1] </w:t>
+      </w:r>
+      <w:r>
+        <w:rPr>
+          <w:rFonts w:ascii="Arial" w:hAnsi="Arial" w:cs="Arial"/>
+          <w:sz w:val="22"/>
+          <w:szCs w:val="22"/>
+        </w:rPr>
+        <w:t>Probe software</w:t>
+      </w:r>
+      <w:r>
+        <w:rPr>
+          <w:rFonts w:ascii="Arial" w:hAnsi="Arial" w:cs="Arial"/>
+          <w:i/>
+          <w:iCs/>
+          <w:sz w:val="22"/>
+          <w:szCs w:val="22"/>
+        </w:rPr>
+        <w:t>.</w:t>
+      </w:r>
+      <w:r>
+        <w:rPr>
+          <w:rFonts w:ascii="Arial" w:hAnsi="Arial" w:cs="Arial"/>
+          <w:i/>
+          <w:iCs/>
+          <w:sz w:val="22"/>
+          <w:szCs w:val="22"/>
+        </w:rPr>
+        <w:t xml:space="preserve"> </w:t>
+      </w:r>
+      <w:r>
+        <w:rPr>
+          <w:rFonts w:ascii="Arial" w:hAnsi="Arial" w:cs="Arial"/>
+          <w:i/>
+          <w:iCs/>
+          <w:sz w:val="22"/>
+          <w:szCs w:val="22"/>
+        </w:rPr>
+        <w:t xml:space="preserve">Mortal </w:t>
+      </w:r>
+      <w:proofErr w:type="gramStart"/>
+      <w:r>
+        <w:rPr>
+          <w:rFonts w:ascii="Arial" w:hAnsi="Arial" w:cs="Arial"/>
+          <w:i/>
+          <w:iCs/>
+          <w:sz w:val="22"/>
+          <w:szCs w:val="22"/>
+        </w:rPr>
+        <w:t>Kombat</w:t>
+      </w:r>
+      <w:r>
+        <w:rPr>
+          <w:rFonts w:ascii="Arial" w:hAnsi="Arial" w:cs="Arial"/>
+          <w:i/>
+          <w:iCs/>
+          <w:sz w:val="22"/>
+          <w:szCs w:val="22"/>
+        </w:rPr>
+        <w:t xml:space="preserve"> </w:t>
+      </w:r>
+      <w:r>
+        <w:rPr>
+          <w:rFonts w:ascii="Arial" w:hAnsi="Arial" w:cs="Arial"/>
+          <w:i/>
+          <w:iCs/>
+          <w:sz w:val="22"/>
+          <w:szCs w:val="22"/>
+        </w:rPr>
+        <w:t xml:space="preserve"> </w:t>
+      </w:r>
+      <w:r>
+        <w:rPr>
+          <w:rFonts w:ascii="Arial" w:hAnsi="Arial" w:cs="Arial"/>
+          <w:sz w:val="22"/>
+          <w:szCs w:val="22"/>
+        </w:rPr>
+        <w:t>[</w:t>
+      </w:r>
+      <w:proofErr w:type="gramEnd"/>
+      <w:r>
+        <w:rPr>
+          <w:rFonts w:ascii="Arial" w:hAnsi="Arial" w:cs="Arial"/>
+          <w:sz w:val="22"/>
+          <w:szCs w:val="22"/>
+        </w:rPr>
+        <w:t>Video Game</w:t>
+      </w:r>
+      <w:r>
+        <w:rPr>
+          <w:rFonts w:ascii="Arial" w:hAnsi="Arial" w:cs="Arial"/>
+          <w:sz w:val="22"/>
+          <w:szCs w:val="22"/>
+        </w:rPr>
+        <w:t>]</w:t>
+      </w:r>
+      <w:r>
+        <w:rPr>
+          <w:rFonts w:ascii="Arial" w:hAnsi="Arial" w:cs="Arial"/>
+          <w:sz w:val="22"/>
+          <w:szCs w:val="22"/>
+        </w:rPr>
+        <w:t>.</w:t>
+      </w:r>
+      <w:r>
+        <w:rPr>
+          <w:rFonts w:ascii="Arial" w:hAnsi="Arial" w:cs="Arial"/>
+          <w:sz w:val="22"/>
+          <w:szCs w:val="22"/>
+        </w:rPr>
+        <w:t xml:space="preserve"> 1992</w:t>
+      </w:r>
+      <w:r>
+        <w:rPr>
+          <w:rFonts w:ascii="Arial" w:hAnsi="Arial" w:cs="Arial"/>
+          <w:sz w:val="22"/>
+          <w:szCs w:val="22"/>
+        </w:rPr>
+        <w:t>.</w:t>
+      </w:r>
+    </w:p>
+    <w:p>
+      <w:pPr>
+        <w:rPr>
+          <w:rFonts w:ascii="Arial" w:hAnsi="Arial" w:cs="Arial"/>
+          <w:sz w:val="22"/>
+          <w:szCs w:val="22"/>
+        </w:rPr>
+      </w:pPr>
+      <w:r>
+        <w:rPr>
+          <w:rFonts w:ascii="Arial" w:hAnsi="Arial" w:cs="Arial"/>
+          <w:sz w:val="22"/>
+          <w:szCs w:val="22"/>
+        </w:rPr>
+        <w:t>[</w:t>
+      </w:r>
+      <w:r>
+        <w:rPr>
+          <w:rFonts w:ascii="Arial" w:hAnsi="Arial" w:cs="Arial"/>
+          <w:sz w:val="22"/>
+          <w:szCs w:val="22"/>
+        </w:rPr>
+        <w:t>2</w:t>
+      </w:r>
+      <w:r>
+        <w:rPr>
+          <w:rFonts w:ascii="Arial" w:hAnsi="Arial" w:cs="Arial"/>
+          <w:sz w:val="22"/>
+          <w:szCs w:val="22"/>
+        </w:rPr>
+        <w:t>] Khronos Group. “</w:t>
+      </w:r>
+      <w:r>
+        <w:rPr>
+          <w:rFonts w:ascii="Arial" w:hAnsi="Arial" w:cs="Arial"/>
+          <w:i/>
+          <w:iCs/>
+          <w:sz w:val="22"/>
+          <w:szCs w:val="22"/>
+        </w:rPr>
+        <w:t>OpenGL 4.6 Specification”</w:t>
+      </w:r>
+      <w:r>
+        <w:rPr>
+          <w:rFonts w:ascii="Arial" w:hAnsi="Arial" w:cs="Arial"/>
+          <w:i/>
+          <w:iCs/>
+          <w:sz w:val="22"/>
+          <w:szCs w:val="22"/>
+        </w:rPr>
+        <w:t xml:space="preserve"> .2017.</w:t>
+      </w:r>
+      <w:r>
+        <w:rPr>
+          <w:rFonts w:ascii="Arial" w:hAnsi="Arial" w:cs="Arial"/>
+          <w:i/>
+          <w:iCs/>
+          <w:sz w:val="22"/>
+          <w:szCs w:val="22"/>
+        </w:rPr>
+        <w:t xml:space="preserve"> </w:t>
+      </w:r>
+      <w:r>
+        <w:rPr>
+          <w:rFonts w:ascii="Arial" w:hAnsi="Arial" w:cs="Arial"/>
+          <w:sz w:val="22"/>
+          <w:szCs w:val="22"/>
+        </w:rPr>
+        <w:t>Available:</w:t>
+      </w:r>
+      <w:r>
+        <w:rPr>
+          <w:rFonts w:ascii="Arial" w:hAnsi="Arial" w:cs="Arial"/>
+          <w:i/>
+          <w:iCs/>
+          <w:sz w:val="22"/>
+          <w:szCs w:val="22"/>
+        </w:rPr>
+        <w:t xml:space="preserve"> </w:t>
+      </w:r>
+      <w:hyperlink r:id="rId6" w:history="1">
+        <w:r>
+          <w:rPr>
+            <w:rStyle w:val="Hyperlink"/>
+            <w:rFonts w:ascii="Arial" w:hAnsi="Arial" w:cs="Arial"/>
+            <w:sz w:val="22"/>
+            <w:szCs w:val="22"/>
+          </w:rPr>
+          <w:t>https://registry.khronos.org/OpenGL/specs/gl/glspec46.core.pdf</w:t>
+        </w:r>
+      </w:hyperlink>
+    </w:p>
+    <w:p>
+      <w:pPr>
+        <w:rPr>
+          <w:rFonts w:ascii="Arial" w:hAnsi="Arial" w:cs="Arial"/>
+          <w:sz w:val="22"/>
+          <w:szCs w:val="22"/>
+        </w:rPr>
+      </w:pPr>
+      <w:r>
+        <w:rPr>
+          <w:rFonts w:ascii="Arial" w:hAnsi="Arial" w:cs="Arial"/>
+          <w:sz w:val="22"/>
+          <w:szCs w:val="22"/>
+        </w:rPr>
+        <w:t xml:space="preserve">[3] Team Cherry, </w:t>
+      </w:r>
+      <w:r>
+        <w:rPr>
+          <w:rFonts w:ascii="Arial" w:hAnsi="Arial" w:cs="Arial"/>
+          <w:i/>
+          <w:iCs/>
+          <w:sz w:val="22"/>
+          <w:szCs w:val="22"/>
+        </w:rPr>
+        <w:t>Hollow Knight</w:t>
+      </w:r>
+      <w:r>
+        <w:rPr>
+          <w:rFonts w:ascii="Arial" w:hAnsi="Arial" w:cs="Arial"/>
+          <w:sz w:val="22"/>
+          <w:szCs w:val="22"/>
+        </w:rPr>
+        <w:t xml:space="preserve"> [Video Game]</w:t>
+      </w:r>
+      <w:r>
+        <w:rPr>
+          <w:rFonts w:ascii="Arial" w:hAnsi="Arial" w:cs="Arial"/>
+          <w:sz w:val="22"/>
+          <w:szCs w:val="22"/>
+        </w:rPr>
+        <w:t>. 2017.</w:t>
+      </w:r>
+    </w:p>
+    <w:p>
+      <w:pPr>
+        <w:rPr>
+          <w:rFonts w:ascii="Arial" w:hAnsi="Arial" w:cs="Arial"/>
+          <w:sz w:val="22"/>
+          <w:szCs w:val="22"/>
+        </w:rPr>
+      </w:pPr>
     </w:p>
     <w:sectPr>
       <w:pgSz w:w="11906" w:h="16838"/>
@@ -2715,6 +4355,119 @@
     </w:lvl>
   </w:abstractNum>
   <w:abstractNum w:abstractNumId="7" w15:restartNumberingAfterBreak="0">
+    <w:nsid w:val="5A9B44AD"/>
+    <w:multiLevelType w:val="multilevel"/>
+    <w:tmpl w:val="E1B2F886"/>
+    <w:lvl w:ilvl="0">
+      <w:start w:val="1"/>
+      <w:numFmt w:val="decimal"/>
+      <w:lvlText w:val="%1.0"/>
+      <w:lvlJc w:val="left"/>
+      <w:pPr>
+        <w:ind w:left="360" w:hanging="360"/>
+      </w:pPr>
+      <w:rPr>
+        <w:rFonts w:hint="default"/>
+      </w:rPr>
+    </w:lvl>
+    <w:lvl w:ilvl="1">
+      <w:start w:val="1"/>
+      <w:numFmt w:val="decimal"/>
+      <w:lvlText w:val="%1.%2"/>
+      <w:lvlJc w:val="left"/>
+      <w:pPr>
+        <w:ind w:left="1080" w:hanging="360"/>
+      </w:pPr>
+      <w:rPr>
+        <w:rFonts w:hint="default"/>
+      </w:rPr>
+    </w:lvl>
+    <w:lvl w:ilvl="2">
+      <w:start w:val="1"/>
+      <w:numFmt w:val="decimal"/>
+      <w:lvlText w:val="%1.%2.%3"/>
+      <w:lvlJc w:val="left"/>
+      <w:pPr>
+        <w:ind w:left="1800" w:hanging="360"/>
+      </w:pPr>
+      <w:rPr>
+        <w:rFonts w:hint="default"/>
+      </w:rPr>
+    </w:lvl>
+    <w:lvl w:ilvl="3">
+      <w:start w:val="1"/>
+      <w:numFmt w:val="decimal"/>
+      <w:lvlText w:val="%1.%2.%3.%4"/>
+      <w:lvlJc w:val="left"/>
+      <w:pPr>
+        <w:ind w:left="2880" w:hanging="720"/>
+      </w:pPr>
+      <w:rPr>
+        <w:rFonts w:hint="default"/>
+      </w:rPr>
+    </w:lvl>
+    <w:lvl w:ilvl="4">
+      <w:start w:val="1"/>
+      <w:numFmt w:val="decimal"/>
+      <w:lvlText w:val="%1.%2.%3.%4.%5"/>
+      <w:lvlJc w:val="left"/>
+      <w:pPr>
+        <w:ind w:left="3600" w:hanging="720"/>
+      </w:pPr>
+      <w:rPr>
+        <w:rFonts w:hint="default"/>
+      </w:rPr>
+    </w:lvl>
+    <w:lvl w:ilvl="5">
+      <w:start w:val="1"/>
+      <w:numFmt w:val="decimal"/>
+      <w:lvlText w:val="%1.%2.%3.%4.%5.%6"/>
+      <w:lvlJc w:val="left"/>
+      <w:pPr>
+        <w:ind w:left="4680" w:hanging="1080"/>
+      </w:pPr>
+      <w:rPr>
+        <w:rFonts w:hint="default"/>
+      </w:rPr>
+    </w:lvl>
+    <w:lvl w:ilvl="6">
+      <w:start w:val="1"/>
+      <w:numFmt w:val="decimal"/>
+      <w:lvlText w:val="%1.%2.%3.%4.%5.%6.%7"/>
+      <w:lvlJc w:val="left"/>
+      <w:pPr>
+        <w:ind w:left="5400" w:hanging="1080"/>
+      </w:pPr>
+      <w:rPr>
+        <w:rFonts w:hint="default"/>
+      </w:rPr>
+    </w:lvl>
+    <w:lvl w:ilvl="7">
+      <w:start w:val="1"/>
+      <w:numFmt w:val="decimal"/>
+      <w:lvlText w:val="%1.%2.%3.%4.%5.%6.%7.%8"/>
+      <w:lvlJc w:val="left"/>
+      <w:pPr>
+        <w:ind w:left="6120" w:hanging="1080"/>
+      </w:pPr>
+      <w:rPr>
+        <w:rFonts w:hint="default"/>
+      </w:rPr>
+    </w:lvl>
+    <w:lvl w:ilvl="8">
+      <w:start w:val="1"/>
+      <w:numFmt w:val="decimal"/>
+      <w:lvlText w:val="%1.%2.%3.%4.%5.%6.%7.%8.%9"/>
+      <w:lvlJc w:val="left"/>
+      <w:pPr>
+        <w:ind w:left="7200" w:hanging="1440"/>
+      </w:pPr>
+      <w:rPr>
+        <w:rFonts w:hint="default"/>
+      </w:rPr>
+    </w:lvl>
+  </w:abstractNum>
+  <w:abstractNum w:abstractNumId="8" w15:restartNumberingAfterBreak="0">
     <w:nsid w:val="71B630EF"/>
     <w:multiLevelType w:val="multilevel"/>
     <w:tmpl w:val="D7EE7C3A"/>
@@ -2864,7 +4617,7 @@
     </w:lvl>
   </w:abstractNum>
   <w:num w:numId="1" w16cid:durableId="757168464">
-    <w:abstractNumId w:val="7"/>
+    <w:abstractNumId w:val="8"/>
   </w:num>
   <w:num w:numId="2" w16cid:durableId="838155809">
     <w:abstractNumId w:val="5"/>
@@ -2886,6 +4639,9 @@
   </w:num>
   <w:num w:numId="8" w16cid:durableId="706686690">
     <w:abstractNumId w:val="6"/>
+  </w:num>
+  <w:num w:numId="9" w16cid:durableId="1954552590">
+    <w:abstractNumId w:val="7"/>
   </w:num>
 </w:numbering>
 </file>
@@ -3298,18 +5054,16 @@
     <w:link w:val="Heading1Char"/>
     <w:uiPriority w:val="9"/>
     <w:qFormat/>
-    <w:rsid w:val="00E821AD"/>
+    <w:rsid w:val="00F63CE1"/>
     <w:pPr>
-      <w:keepNext/>
-      <w:keepLines/>
-      <w:spacing w:before="360" w:after="80"/>
       <w:outlineLvl w:val="0"/>
     </w:pPr>
     <w:rPr>
-      <w:rFonts w:asciiTheme="majorHAnsi" w:eastAsiaTheme="majorEastAsia" w:hAnsiTheme="majorHAnsi" w:cstheme="majorBidi"/>
-      <w:color w:val="0F4761" w:themeColor="accent1" w:themeShade="BF"/>
-      <w:sz w:val="40"/>
-      <w:szCs w:val="40"/>
+      <w:rFonts w:ascii="Arial" w:hAnsi="Arial" w:cs="Arial"/>
+      <w:b/>
+      <w:bCs/>
+      <w:sz w:val="28"/>
+      <w:szCs w:val="28"/>
     </w:rPr>
   </w:style>
   <w:style w:type="paragraph" w:styleId="Heading2">
@@ -3318,21 +5072,17 @@
     <w:next w:val="Normal"/>
     <w:link w:val="Heading2Char"/>
     <w:uiPriority w:val="9"/>
-    <w:semiHidden/>
     <w:unhideWhenUsed/>
     <w:qFormat/>
-    <w:rsid w:val="00E821AD"/>
+    <w:rsid w:val="00F63CE1"/>
     <w:pPr>
-      <w:keepNext/>
-      <w:keepLines/>
-      <w:spacing w:before="160" w:after="80"/>
       <w:outlineLvl w:val="1"/>
     </w:pPr>
     <w:rPr>
-      <w:rFonts w:asciiTheme="majorHAnsi" w:eastAsiaTheme="majorEastAsia" w:hAnsiTheme="majorHAnsi" w:cstheme="majorBidi"/>
-      <w:color w:val="0F4761" w:themeColor="accent1" w:themeShade="BF"/>
-      <w:sz w:val="32"/>
-      <w:szCs w:val="32"/>
+      <w:rFonts w:ascii="Arial" w:hAnsi="Arial" w:cs="Arial"/>
+      <w:b/>
+      <w:bCs/>
+      <w:u w:val="single"/>
     </w:rPr>
   </w:style>
   <w:style w:type="paragraph" w:styleId="Heading3">
@@ -3341,21 +5091,17 @@
     <w:next w:val="Normal"/>
     <w:link w:val="Heading3Char"/>
     <w:uiPriority w:val="9"/>
-    <w:semiHidden/>
     <w:unhideWhenUsed/>
     <w:qFormat/>
-    <w:rsid w:val="00E821AD"/>
+    <w:rsid w:val="00F63CE1"/>
     <w:pPr>
-      <w:keepNext/>
-      <w:keepLines/>
-      <w:spacing w:before="160" w:after="80"/>
       <w:outlineLvl w:val="2"/>
     </w:pPr>
     <w:rPr>
-      <w:rFonts w:eastAsiaTheme="majorEastAsia" w:cstheme="majorBidi"/>
-      <w:color w:val="0F4761" w:themeColor="accent1" w:themeShade="BF"/>
-      <w:sz w:val="28"/>
-      <w:szCs w:val="28"/>
+      <w:rFonts w:ascii="Arial" w:hAnsi="Arial" w:cs="Arial"/>
+      <w:b/>
+      <w:bCs/>
+      <w:u w:val="single"/>
     </w:rPr>
   </w:style>
   <w:style w:type="paragraph" w:styleId="Heading4">
@@ -3493,7 +5239,6 @@
   <w:style w:type="character" w:default="1" w:styleId="DefaultParagraphFont">
     <w:name w:val="Default Paragraph Font"/>
     <w:uiPriority w:val="1"/>
-    <w:semiHidden/>
     <w:unhideWhenUsed/>
   </w:style>
   <w:style w:type="table" w:default="1" w:styleId="TableNormal">
@@ -3522,12 +5267,13 @@
     <w:basedOn w:val="DefaultParagraphFont"/>
     <w:link w:val="Heading1"/>
     <w:uiPriority w:val="9"/>
-    <w:rsid w:val="00E821AD"/>
+    <w:rsid w:val="00F63CE1"/>
     <w:rPr>
-      <w:rFonts w:asciiTheme="majorHAnsi" w:eastAsiaTheme="majorEastAsia" w:hAnsiTheme="majorHAnsi" w:cstheme="majorBidi"/>
-      <w:color w:val="0F4761" w:themeColor="accent1" w:themeShade="BF"/>
-      <w:sz w:val="40"/>
-      <w:szCs w:val="40"/>
+      <w:rFonts w:ascii="Arial" w:hAnsi="Arial" w:cs="Arial"/>
+      <w:b/>
+      <w:bCs/>
+      <w:sz w:val="28"/>
+      <w:szCs w:val="28"/>
     </w:rPr>
   </w:style>
   <w:style w:type="character" w:customStyle="1" w:styleId="Heading2Char">
@@ -3535,13 +5281,12 @@
     <w:basedOn w:val="DefaultParagraphFont"/>
     <w:link w:val="Heading2"/>
     <w:uiPriority w:val="9"/>
-    <w:semiHidden/>
-    <w:rsid w:val="00E821AD"/>
+    <w:rsid w:val="00F63CE1"/>
     <w:rPr>
-      <w:rFonts w:asciiTheme="majorHAnsi" w:eastAsiaTheme="majorEastAsia" w:hAnsiTheme="majorHAnsi" w:cstheme="majorBidi"/>
-      <w:color w:val="0F4761" w:themeColor="accent1" w:themeShade="BF"/>
-      <w:sz w:val="32"/>
-      <w:szCs w:val="32"/>
+      <w:rFonts w:ascii="Arial" w:hAnsi="Arial" w:cs="Arial"/>
+      <w:b/>
+      <w:bCs/>
+      <w:u w:val="single"/>
     </w:rPr>
   </w:style>
   <w:style w:type="character" w:customStyle="1" w:styleId="Heading3Char">
@@ -3549,13 +5294,12 @@
     <w:basedOn w:val="DefaultParagraphFont"/>
     <w:link w:val="Heading3"/>
     <w:uiPriority w:val="9"/>
-    <w:semiHidden/>
-    <w:rsid w:val="00E821AD"/>
+    <w:rsid w:val="00F63CE1"/>
     <w:rPr>
-      <w:rFonts w:eastAsiaTheme="majorEastAsia" w:cstheme="majorBidi"/>
-      <w:color w:val="0F4761" w:themeColor="accent1" w:themeShade="BF"/>
-      <w:sz w:val="28"/>
-      <w:szCs w:val="28"/>
+      <w:rFonts w:ascii="Arial" w:hAnsi="Arial" w:cs="Arial"/>
+      <w:b/>
+      <w:bCs/>
+      <w:u w:val="single"/>
     </w:rPr>
   </w:style>
   <w:style w:type="character" w:customStyle="1" w:styleId="Heading4Char">
@@ -3806,6 +5550,93 @@
       <w:color w:val="0F4761" w:themeColor="accent1" w:themeShade="BF"/>
       <w:spacing w:val="5"/>
     </w:rPr>
+  </w:style>
+  <w:style w:type="character" w:styleId="Hyperlink">
+    <w:name w:val="Hyperlink"/>
+    <w:basedOn w:val="DefaultParagraphFont"/>
+    <w:uiPriority w:val="99"/>
+    <w:unhideWhenUsed/>
+    <w:rsid w:val="0077580E"/>
+    <w:rPr>
+      <w:color w:val="467886" w:themeColor="hyperlink"/>
+      <w:u w:val="single"/>
+    </w:rPr>
+  </w:style>
+  <w:style w:type="character" w:styleId="UnresolvedMention">
+    <w:name w:val="Unresolved Mention"/>
+    <w:basedOn w:val="DefaultParagraphFont"/>
+    <w:uiPriority w:val="99"/>
+    <w:semiHidden/>
+    <w:unhideWhenUsed/>
+    <w:rsid w:val="0077580E"/>
+    <w:rPr>
+      <w:color w:val="605E5C"/>
+      <w:shd w:val="clear" w:color="auto" w:fill="E1DFDD"/>
+    </w:rPr>
+  </w:style>
+  <w:style w:type="paragraph" w:styleId="TOCHeading">
+    <w:name w:val="TOC Heading"/>
+    <w:basedOn w:val="Heading1"/>
+    <w:next w:val="Normal"/>
+    <w:uiPriority w:val="39"/>
+    <w:unhideWhenUsed/>
+    <w:qFormat/>
+    <w:rsid w:val="007C0AD5"/>
+    <w:pPr>
+      <w:keepNext/>
+      <w:keepLines/>
+      <w:spacing w:before="240" w:after="0" w:line="259" w:lineRule="auto"/>
+      <w:outlineLvl w:val="9"/>
+    </w:pPr>
+    <w:rPr>
+      <w:rFonts w:asciiTheme="majorHAnsi" w:eastAsiaTheme="majorEastAsia" w:hAnsiTheme="majorHAnsi" w:cstheme="majorBidi"/>
+      <w:b w:val="0"/>
+      <w:bCs w:val="0"/>
+      <w:color w:val="0F4761" w:themeColor="accent1" w:themeShade="BF"/>
+      <w:kern w:val="0"/>
+      <w:sz w:val="32"/>
+      <w:szCs w:val="32"/>
+      <w:lang w:val="en-US"/>
+      <w14:ligatures w14:val="none"/>
+    </w:rPr>
+  </w:style>
+  <w:style w:type="paragraph" w:styleId="TOC1">
+    <w:name w:val="toc 1"/>
+    <w:basedOn w:val="Normal"/>
+    <w:next w:val="Normal"/>
+    <w:autoRedefine/>
+    <w:uiPriority w:val="39"/>
+    <w:unhideWhenUsed/>
+    <w:rsid w:val="007C0AD5"/>
+    <w:pPr>
+      <w:spacing w:after="100"/>
+    </w:pPr>
+  </w:style>
+  <w:style w:type="paragraph" w:styleId="TOC2">
+    <w:name w:val="toc 2"/>
+    <w:basedOn w:val="Normal"/>
+    <w:next w:val="Normal"/>
+    <w:autoRedefine/>
+    <w:uiPriority w:val="39"/>
+    <w:unhideWhenUsed/>
+    <w:rsid w:val="007C0AD5"/>
+    <w:pPr>
+      <w:spacing w:after="100"/>
+      <w:ind w:left="240"/>
+    </w:pPr>
+  </w:style>
+  <w:style w:type="paragraph" w:styleId="TOC3">
+    <w:name w:val="toc 3"/>
+    <w:basedOn w:val="Normal"/>
+    <w:next w:val="Normal"/>
+    <w:autoRedefine/>
+    <w:uiPriority w:val="39"/>
+    <w:unhideWhenUsed/>
+    <w:rsid w:val="007C0AD5"/>
+    <w:pPr>
+      <w:spacing w:after="100"/>
+      <w:ind w:left="480"/>
+    </w:pPr>
   </w:style>
 </w:styles>
 </file>
@@ -4103,4 +5934,51 @@
     </a:ext>
   </a:extLst>
 </a:theme>
+</file>
+
+<file path=word/webextensions/taskpanes.xml><?xml version="1.0" encoding="utf-8"?>
+<wetp:taskpanes xmlns:wetp="http://schemas.microsoft.com/office/webextensions/taskpanes/2010/11">
+  <wetp:taskpane dockstate="right" visibility="0" width="350" row="1">
+    <wetp:webextensionref xmlns:r="http://schemas.openxmlformats.org/officeDocument/2006/relationships" r:id="rId1"/>
+  </wetp:taskpane>
+  <wetp:taskpane dockstate="right" visibility="0" width="350" row="2">
+    <wetp:webextensionref xmlns:r="http://schemas.openxmlformats.org/officeDocument/2006/relationships" r:id="rId2"/>
+  </wetp:taskpane>
+</wetp:taskpanes>
+</file>
+
+<file path=word/webextensions/webextension1.xml><?xml version="1.0" encoding="utf-8"?>
+<we:webextension xmlns:we="http://schemas.microsoft.com/office/webextensions/webextension/2010/11" id="{DCF6CA69-A43C-4A3F-BF11-F27170740095}">
+  <we:reference id="8c1c3d44-57e9-40d7-86e4-4adf61fea1dd" version="2.1.0.2" store="EXCatalog" storeType="EXCatalog"/>
+  <we:alternateReferences>
+    <we:reference id="WA104380122" version="2.1.0.2" store="en-GB" storeType="OMEX"/>
+  </we:alternateReferences>
+  <we:properties/>
+  <we:bindings/>
+  <we:snapshot xmlns:r="http://schemas.openxmlformats.org/officeDocument/2006/relationships"/>
+</we:webextension>
+</file>
+
+<file path=word/webextensions/webextension2.xml><?xml version="1.0" encoding="utf-8"?>
+<we:webextension xmlns:we="http://schemas.microsoft.com/office/webextensions/webextension/2010/11" id="{4007FAC9-1932-4B61-B1FC-8D086740372C}">
+  <we:reference id="wa200007520" version="3.0.0.0" store="en-US" storeType="OMEX"/>
+  <we:alternateReferences>
+    <we:reference id="wa200007520" version="3.0.0.0" store="en-US" storeType="OMEX"/>
+  </we:alternateReferences>
+  <we:properties/>
+  <we:bindings/>
+  <we:snapshot xmlns:r="http://schemas.openxmlformats.org/officeDocument/2006/relationships"/>
+</we:webextension>
+</file>
+
+<file path=customXml/item1.xml><?xml version="1.0" encoding="utf-8"?>
+<b:Sources xmlns:b="http://schemas.openxmlformats.org/officeDocument/2006/bibliography" xmlns="http://schemas.openxmlformats.org/officeDocument/2006/bibliography" SelectedStyle="\APASixthEditionOfficeOnline.xsl" StyleName="APA" Version="6"/>
+</file>
+
+<file path=customXml/itemProps1.xml><?xml version="1.0" encoding="utf-8"?>
+<ds:datastoreItem xmlns:ds="http://schemas.openxmlformats.org/officeDocument/2006/customXml" ds:itemID="{92B67417-0D07-4967-A10D-7BA6BE0D26EA}">
+  <ds:schemaRefs>
+    <ds:schemaRef ds:uri="http://schemas.openxmlformats.org/officeDocument/2006/bibliography"/>
+  </ds:schemaRefs>
+</ds:datastoreItem>
 </file>
--- a/GameDesignDocument.docx
+++ b/GameDesignDocument.docx
@@ -255,6 +255,15 @@
     </w:p>
     <w:sdt>
       <w:sdtPr>
+        <w:rPr>
+          <w:rFonts w:asciiTheme="minorHAnsi" w:eastAsiaTheme="minorHAnsi" w:hAnsiTheme="minorHAnsi" w:cstheme="minorBidi"/>
+          <w:color w:val="auto"/>
+          <w:kern w:val="2"/>
+          <w:sz w:val="24"/>
+          <w:szCs w:val="24"/>
+          <w:lang w:val="en-GB"/>
+          <w14:ligatures w14:val="standardContextual"/>
+        </w:rPr>
         <w:id w:val="-249807507"/>
         <w:docPartObj>
           <w:docPartGallery w:val="Table of Contents"/>
@@ -263,16 +272,9 @@
       </w:sdtPr>
       <w:sdtEndPr>
         <w:rPr>
-          <w:rFonts w:asciiTheme="minorHAnsi" w:eastAsiaTheme="minorHAnsi" w:hAnsiTheme="minorHAnsi" w:cstheme="minorBidi"/>
           <w:b/>
           <w:bCs/>
           <w:noProof/>
-          <w:color w:val="auto"/>
-          <w:kern w:val="2"/>
-          <w:sz w:val="24"/>
-          <w:szCs w:val="24"/>
-          <w:lang w:val="en-GB"/>
-          <w14:ligatures w14:val="standardContextual"/>
         </w:rPr>
       </w:sdtEndPr>
       <w:sdtContent>
@@ -2073,7 +2075,23 @@
           <w:sz w:val="22"/>
           <w:szCs w:val="22"/>
         </w:rPr>
-        <w:t xml:space="preserve"> and mac, due to the main component being </w:t>
+        <w:t xml:space="preserve"> and mac</w:t>
+      </w:r>
+      <w:r>
+        <w:rPr>
+          <w:rFonts w:ascii="Arial" w:hAnsi="Arial" w:cs="Arial"/>
+          <w:sz w:val="22"/>
+          <w:szCs w:val="22"/>
+        </w:rPr>
+        <w:t>OS</w:t>
+      </w:r>
+      <w:r>
+        <w:rPr>
+          <w:rFonts w:ascii="Arial" w:hAnsi="Arial" w:cs="Arial"/>
+          <w:sz w:val="22"/>
+          <w:szCs w:val="22"/>
+        </w:rPr>
+        <w:t xml:space="preserve">, due to the main component being </w:t>
       </w:r>
       <w:r>
         <w:rPr>
@@ -2602,25 +2620,7 @@
           <w:sz w:val="22"/>
           <w:szCs w:val="22"/>
         </w:rPr>
-        <w:t xml:space="preserve">a small cave featuring organic lights from plants, and a soft ambient light </w:t>
-      </w:r>
-      <w:proofErr w:type="gramStart"/>
-      <w:r>
-        <w:rPr>
-          <w:rFonts w:ascii="Arial" w:hAnsi="Arial" w:cs="Arial"/>
-          <w:sz w:val="22"/>
-          <w:szCs w:val="22"/>
-        </w:rPr>
-        <w:t>in order to</w:t>
-      </w:r>
-      <w:proofErr w:type="gramEnd"/>
-      <w:r>
-        <w:rPr>
-          <w:rFonts w:ascii="Arial" w:hAnsi="Arial" w:cs="Arial"/>
-          <w:sz w:val="22"/>
-          <w:szCs w:val="22"/>
-        </w:rPr>
-        <w:t xml:space="preserve"> not make the scene too dark.</w:t>
+        <w:t>a small cave featuring organic lights from plants, and a soft ambient light in order to not make the scene too dark.</w:t>
       </w:r>
       <w:r>
         <w:rPr>
@@ -3226,9 +3226,8 @@
           <w:sz w:val="22"/>
           <w:szCs w:val="22"/>
         </w:rPr>
-        <w:t xml:space="preserve">Mortal </w:t>
-      </w:r>
-      <w:proofErr w:type="gramStart"/>
+        <w:t>Mortal Kombat</w:t>
+      </w:r>
       <w:r>
         <w:rPr>
           <w:rFonts w:ascii="Arial" w:hAnsi="Arial" w:cs="Arial"/>
@@ -3237,7 +3236,7 @@
           <w:sz w:val="22"/>
           <w:szCs w:val="22"/>
         </w:rPr>
-        <w:t>Kombat</w:t>
+        <w:t xml:space="preserve"> </w:t>
       </w:r>
       <w:r>
         <w:rPr>
@@ -3252,22 +3251,11 @@
       <w:r>
         <w:rPr>
           <w:rFonts w:ascii="Arial" w:hAnsi="Arial" w:cs="Arial"/>
-          <w:i/>
-          <w:iCs/>
-          <w:sz w:val="22"/>
-          <w:szCs w:val="22"/>
-        </w:rPr>
-        <w:t xml:space="preserve"> </w:t>
-      </w:r>
-      <w:r>
-        <w:rPr>
-          <w:rFonts w:ascii="Arial" w:hAnsi="Arial" w:cs="Arial"/>
           <w:sz w:val="22"/>
           <w:szCs w:val="22"/>
         </w:rPr>
         <w:t>[</w:t>
       </w:r>
-      <w:proofErr w:type="gramEnd"/>
       <w:r>
         <w:rPr>
           <w:rFonts w:ascii="Arial" w:hAnsi="Arial" w:cs="Arial"/>
@@ -5239,6 +5227,7 @@
   <w:style w:type="character" w:default="1" w:styleId="DefaultParagraphFont">
     <w:name w:val="Default Paragraph Font"/>
     <w:uiPriority w:val="1"/>
+    <w:semiHidden/>
     <w:unhideWhenUsed/>
   </w:style>
   <w:style w:type="table" w:default="1" w:styleId="TableNormal">
